--- a/clients/johnna_macarthur/Johnna_Macarthur_Warmup_Protocol.docx
+++ b/clients/johnna_macarthur/Johnna_Macarthur_Warmup_Protocol.docx
@@ -32,7 +32,7 @@
           <w:sz w:val="22"/>
           <w:szCs w:val="22"/>
         </w:rPr>
-        <w:t xml:space="preserve">HIP ACTIVATION · TIBIALIS STRENGTH · SHOULDER CARE — SELF-GUIDED</w:t>
+        <w:t xml:space="preserve">RAISE · HIP ACTIVATION · TIBIALIS STRENGTH · SHOULDER CARE — SELF-GUIDED</w:t>
       </w:r>
     </w:p>
     <w:p>
@@ -81,7 +81,7 @@
           <w:sz w:val="17"/>
           <w:szCs w:val="17"/>
         </w:rPr>
-        <w:t xml:space="preserve">Self-Guided — At Home, No Trainer Present  ·  Run Before Any of Her 3 Training Days  ·  4 Movements · ~8–10 Minutes</w:t>
+        <w:t xml:space="preserve">Self-Guided — At Home, No Trainer Present  ·  Run Before Any of Her 3 Training Days  ·  4 Blocks · 10 Movements · ~25–30 Minutes</w:t>
       </w:r>
     </w:p>
     <w:p>
@@ -106,7 +106,7 @@
           <w:sz w:val="17"/>
           <w:szCs w:val="17"/>
         </w:rPr>
-        <w:t xml:space="preserve">This consolidates three standing corrective priorities from Johnna's program — hip activation, tibialis anterior strengthening, and shoulder care — into a single repeatable sequence she runs on her own at home before Day 1, Day 2, or Day 3 of her main training plan (Johnna_Macarthur_3Day_Training_Plan.docx). It is not a replacement for that plan's own warm-ups or corrective blocks, which stay exactly as programmed; this is the at-home version she can run consistently before heading in, regardless of which day is up next. All equipment is band-only and home-appropriate — a resistance band and a door anchor or sturdy furniture leg cover every movement below.</w:t>
+        <w:t xml:space="preserve">This routine opens with a brief Raise phase — light, general movement that raises heart rate and body temperature — before moving through Johnna's three standing corrective priorities from her program: hip activation, tibialis anterior strengthening, and shoulder care. Organized into four labeled blocks (A–D) she runs on her own at home before Day 1, Day 2, or Day 3 of her main training plan (Johnna_Macarthur_3Day_Training_Plan.docx). It is not a replacement for that plan's own warm-ups or corrective blocks, which stay exactly as programmed; this is the at-home version she can run consistently before heading in, regardless of which day is up next. All equipment is band-only and home-appropriate — a resistance band and a door anchor or sturdy furniture leg cover every movement that needs one; the Raise block needs nothing at all.</w:t>
       </w:r>
     </w:p>
     <w:p>
@@ -139,7 +139,51 @@
           <w:sz w:val="17"/>
           <w:szCs w:val="17"/>
         </w:rPr>
-        <w:t xml:space="preserve">"Control precedes power." Work through hip mobility and activation first, then tibialis strengthening, then shoulder care — establishing pain-free range and neural control here directly supports the loaded squat, deadlift, hinge, and press patterns programmed later in each training day. All four movements are light, controlled, and deliberately sub-maximal; this is preparation, not the workout itself. Because Johnna is doing this alone, each cue below includes a self-check (mirror, phone-camera clip, or a simple internal check) rather than relying on a trainer's eye to catch a form fault in real time.</w:t>
+        <w:t xml:space="preserve">"Control precedes power." Raise your heart rate and body temperature first, then work through hip mobility and activation, then tibialis strengthening, then shoulder care — establishing pain-free range and neural control here directly supports the loaded squat, deadlift, hinge, and press patterns programmed later in each training day. Every movement below is light, controlled, and deliberately sub-maximal; this is preparation, not the workout itself. Because Johnna is doing this alone, each cue includes a self-check (mirror, phone-camera clip, or a simple internal check) rather than relying on a trainer's eye to catch a form fault in real time.</w:t>
+      </w:r>
+    </w:p>
+    <w:p>
+      <w:pPr>
+        <w:pBdr>
+          <w:bottom w:val="single" w:color="00695C" w:sz="4" w:space="2"/>
+        </w:pBdr>
+        <w:spacing w:after="80" w:before="120"/>
+      </w:pPr>
+      <w:r>
+        <w:rPr>
+          <w:rFonts w:ascii="Arial" w:cs="Arial" w:eastAsia="Arial" w:hAnsi="Arial"/>
+          <w:b/>
+          <w:bCs/>
+          <w:color w:val="00695C"/>
+          <w:sz w:val="17"/>
+          <w:szCs w:val="17"/>
+        </w:rPr>
+        <w:t xml:space="preserve">Block A — Raise</w:t>
+      </w:r>
+    </w:p>
+    <w:p>
+      <w:pPr>
+        <w:spacing w:after="100"/>
+      </w:pPr>
+      <w:r>
+        <w:rPr>
+          <w:rFonts w:ascii="Arial" w:cs="Arial" w:eastAsia="Arial" w:hAnsi="Arial"/>
+          <w:b/>
+          <w:bCs/>
+          <w:color w:val="00695C"/>
+          <w:sz w:val="17"/>
+          <w:szCs w:val="17"/>
+        </w:rPr>
+        <w:t xml:space="preserve">Why:  </w:t>
+      </w:r>
+      <w:r>
+        <w:rPr>
+          <w:rFonts w:ascii="Arial" w:cs="Arial" w:eastAsia="Arial" w:hAnsi="Arial"/>
+          <w:color w:val="2C2C2C"/>
+          <w:sz w:val="17"/>
+          <w:szCs w:val="17"/>
+        </w:rPr>
+        <w:t xml:space="preserve">A well-built warm-up starts with a brief general Raise phase before any targeted work — light movement that lifts heart rate and body temperature so the corrective and strengthening blocks that follow are working muscles and joints that are actually ready. This phase was missing from the original routine, which jumped straight into targeted corrective drills with no general warm-up first. Keep this brief and genuinely light — this is not corrective work.</w:t>
       </w:r>
     </w:p>
     <w:tbl>
@@ -173,6 +217,1011 @@
               <w:bottom w:val="none" w:color="FFFFFF" w:sz="0"/>
               <w:right w:val="none" w:color="FFFFFF" w:sz="0"/>
             </w:tcBorders>
+            <w:shd w:fill="E0F2F1" w:color="auto" w:val="clear"/>
+            <w:tcMar>
+              <w:top w:type="dxa" w:w="40"/>
+              <w:left w:type="dxa" w:w="80"/>
+              <w:bottom w:type="dxa" w:w="40"/>
+              <w:right w:type="dxa" w:w="80"/>
+            </w:tcMar>
+            <w:vAlign w:val="center"/>
+          </w:tcPr>
+          <w:p>
+            <w:pPr>
+              <w:jc w:val="left"/>
+            </w:pPr>
+            <w:r>
+              <w:rPr>
+                <w:rFonts w:ascii="Arial" w:cs="Arial" w:eastAsia="Arial" w:hAnsi="Arial"/>
+                <w:b/>
+                <w:bCs/>
+                <w:color w:val="00695C"/>
+                <w:sz w:val="15"/>
+                <w:szCs w:val="15"/>
+              </w:rPr>
+              <w:t xml:space="preserve">EXERCISE</w:t>
+            </w:r>
+          </w:p>
+        </w:tc>
+        <w:tc>
+          <w:tcPr>
+            <w:tcW w:type="dxa" w:w="380"/>
+            <w:tcBorders>
+              <w:top w:val="none" w:color="FFFFFF" w:sz="0"/>
+              <w:left w:val="none" w:color="FFFFFF" w:sz="0"/>
+              <w:bottom w:val="none" w:color="FFFFFF" w:sz="0"/>
+              <w:right w:val="none" w:color="FFFFFF" w:sz="0"/>
+            </w:tcBorders>
+            <w:shd w:fill="E0F2F1" w:color="auto" w:val="clear"/>
+            <w:tcMar>
+              <w:top w:type="dxa" w:w="40"/>
+              <w:left w:type="dxa" w:w="80"/>
+              <w:bottom w:type="dxa" w:w="40"/>
+              <w:right w:type="dxa" w:w="80"/>
+            </w:tcMar>
+            <w:vAlign w:val="center"/>
+          </w:tcPr>
+          <w:p>
+            <w:pPr>
+              <w:jc w:val="center"/>
+            </w:pPr>
+            <w:r>
+              <w:rPr>
+                <w:rFonts w:ascii="Arial" w:cs="Arial" w:eastAsia="Arial" w:hAnsi="Arial"/>
+                <w:b/>
+                <w:bCs/>
+                <w:color w:val="00695C"/>
+                <w:sz w:val="13"/>
+                <w:szCs w:val="13"/>
+              </w:rPr>
+              <w:t xml:space="preserve">SETS</w:t>
+            </w:r>
+          </w:p>
+        </w:tc>
+        <w:tc>
+          <w:tcPr>
+            <w:tcW w:type="dxa" w:w="420"/>
+            <w:tcBorders>
+              <w:top w:val="none" w:color="FFFFFF" w:sz="0"/>
+              <w:left w:val="none" w:color="FFFFFF" w:sz="0"/>
+              <w:bottom w:val="none" w:color="FFFFFF" w:sz="0"/>
+              <w:right w:val="none" w:color="FFFFFF" w:sz="0"/>
+            </w:tcBorders>
+            <w:shd w:fill="E0F2F1" w:color="auto" w:val="clear"/>
+            <w:tcMar>
+              <w:top w:type="dxa" w:w="40"/>
+              <w:left w:type="dxa" w:w="80"/>
+              <w:bottom w:type="dxa" w:w="40"/>
+              <w:right w:type="dxa" w:w="80"/>
+            </w:tcMar>
+            <w:vAlign w:val="center"/>
+          </w:tcPr>
+          <w:p>
+            <w:pPr>
+              <w:jc w:val="center"/>
+            </w:pPr>
+            <w:r>
+              <w:rPr>
+                <w:rFonts w:ascii="Arial" w:cs="Arial" w:eastAsia="Arial" w:hAnsi="Arial"/>
+                <w:b/>
+                <w:bCs/>
+                <w:color w:val="00695C"/>
+                <w:sz w:val="13"/>
+                <w:szCs w:val="13"/>
+              </w:rPr>
+              <w:t xml:space="preserve">REPS</w:t>
+            </w:r>
+          </w:p>
+        </w:tc>
+        <w:tc>
+          <w:tcPr>
+            <w:tcW w:type="dxa" w:w="680"/>
+            <w:tcBorders>
+              <w:top w:val="none" w:color="FFFFFF" w:sz="0"/>
+              <w:left w:val="none" w:color="FFFFFF" w:sz="0"/>
+              <w:bottom w:val="none" w:color="FFFFFF" w:sz="0"/>
+              <w:right w:val="none" w:color="FFFFFF" w:sz="0"/>
+            </w:tcBorders>
+            <w:shd w:fill="E0F2F1" w:color="auto" w:val="clear"/>
+            <w:tcMar>
+              <w:top w:type="dxa" w:w="40"/>
+              <w:left w:type="dxa" w:w="80"/>
+              <w:bottom w:type="dxa" w:w="40"/>
+              <w:right w:type="dxa" w:w="80"/>
+            </w:tcMar>
+            <w:vAlign w:val="center"/>
+          </w:tcPr>
+          <w:p>
+            <w:pPr>
+              <w:jc w:val="center"/>
+            </w:pPr>
+            <w:r>
+              <w:rPr>
+                <w:rFonts w:ascii="Arial" w:cs="Arial" w:eastAsia="Arial" w:hAnsi="Arial"/>
+                <w:b/>
+                <w:bCs/>
+                <w:color w:val="00695C"/>
+                <w:sz w:val="13"/>
+                <w:szCs w:val="13"/>
+              </w:rPr>
+              <w:t xml:space="preserve">LOAD</w:t>
+            </w:r>
+          </w:p>
+        </w:tc>
+        <w:tc>
+          <w:tcPr>
+            <w:tcW w:type="dxa" w:w="540"/>
+            <w:tcBorders>
+              <w:top w:val="none" w:color="FFFFFF" w:sz="0"/>
+              <w:left w:val="none" w:color="FFFFFF" w:sz="0"/>
+              <w:bottom w:val="none" w:color="FFFFFF" w:sz="0"/>
+              <w:right w:val="none" w:color="FFFFFF" w:sz="0"/>
+            </w:tcBorders>
+            <w:shd w:fill="E0F2F1" w:color="auto" w:val="clear"/>
+            <w:tcMar>
+              <w:top w:type="dxa" w:w="40"/>
+              <w:left w:type="dxa" w:w="80"/>
+              <w:bottom w:type="dxa" w:w="40"/>
+              <w:right w:type="dxa" w:w="80"/>
+            </w:tcMar>
+            <w:vAlign w:val="center"/>
+          </w:tcPr>
+          <w:p>
+            <w:pPr>
+              <w:jc w:val="center"/>
+            </w:pPr>
+            <w:r>
+              <w:rPr>
+                <w:rFonts w:ascii="Arial" w:cs="Arial" w:eastAsia="Arial" w:hAnsi="Arial"/>
+                <w:b/>
+                <w:bCs/>
+                <w:color w:val="00695C"/>
+                <w:sz w:val="13"/>
+                <w:szCs w:val="13"/>
+              </w:rPr>
+              <w:t xml:space="preserve">TEMPO</w:t>
+            </w:r>
+          </w:p>
+        </w:tc>
+        <w:tc>
+          <w:tcPr>
+            <w:tcW w:type="dxa" w:w="440"/>
+            <w:tcBorders>
+              <w:top w:val="none" w:color="FFFFFF" w:sz="0"/>
+              <w:left w:val="none" w:color="FFFFFF" w:sz="0"/>
+              <w:bottom w:val="none" w:color="FFFFFF" w:sz="0"/>
+              <w:right w:val="none" w:color="FFFFFF" w:sz="0"/>
+            </w:tcBorders>
+            <w:shd w:fill="E0F2F1" w:color="auto" w:val="clear"/>
+            <w:tcMar>
+              <w:top w:type="dxa" w:w="40"/>
+              <w:left w:type="dxa" w:w="80"/>
+              <w:bottom w:type="dxa" w:w="40"/>
+              <w:right w:type="dxa" w:w="80"/>
+            </w:tcMar>
+            <w:vAlign w:val="center"/>
+          </w:tcPr>
+          <w:p>
+            <w:pPr>
+              <w:jc w:val="center"/>
+            </w:pPr>
+            <w:r>
+              <w:rPr>
+                <w:rFonts w:ascii="Arial" w:cs="Arial" w:eastAsia="Arial" w:hAnsi="Arial"/>
+                <w:b/>
+                <w:bCs/>
+                <w:color w:val="00695C"/>
+                <w:sz w:val="13"/>
+                <w:szCs w:val="13"/>
+              </w:rPr>
+              <w:t xml:space="preserve">REST</w:t>
+            </w:r>
+          </w:p>
+        </w:tc>
+        <w:tc>
+          <w:tcPr>
+            <w:tcW w:type="dxa" w:w="5580"/>
+            <w:tcBorders>
+              <w:top w:val="none" w:color="FFFFFF" w:sz="0"/>
+              <w:left w:val="none" w:color="FFFFFF" w:sz="0"/>
+              <w:bottom w:val="none" w:color="FFFFFF" w:sz="0"/>
+              <w:right w:val="none" w:color="FFFFFF" w:sz="0"/>
+            </w:tcBorders>
+            <w:shd w:fill="E0F2F1" w:color="auto" w:val="clear"/>
+            <w:tcMar>
+              <w:top w:type="dxa" w:w="40"/>
+              <w:left w:type="dxa" w:w="80"/>
+              <w:bottom w:type="dxa" w:w="40"/>
+              <w:right w:type="dxa" w:w="80"/>
+            </w:tcMar>
+            <w:vAlign w:val="center"/>
+          </w:tcPr>
+          <w:p>
+            <w:pPr>
+              <w:jc w:val="left"/>
+            </w:pPr>
+            <w:r>
+              <w:rPr>
+                <w:rFonts w:ascii="Arial" w:cs="Arial" w:eastAsia="Arial" w:hAnsi="Arial"/>
+                <w:b/>
+                <w:bCs/>
+                <w:color w:val="00695C"/>
+                <w:sz w:val="15"/>
+                <w:szCs w:val="15"/>
+              </w:rPr>
+              <w:t xml:space="preserve">COACHING CUE</w:t>
+            </w:r>
+          </w:p>
+        </w:tc>
+      </w:tr>
+      <w:tr>
+        <w:tc>
+          <w:tcPr>
+            <w:tcW w:type="dxa" w:w="2400"/>
+            <w:tcBorders>
+              <w:top w:val="none" w:color="FFFFFF" w:sz="0"/>
+              <w:left w:val="none" w:color="FFFFFF" w:sz="0"/>
+              <w:bottom w:val="none" w:color="FFFFFF" w:sz="0"/>
+              <w:right w:val="none" w:color="FFFFFF" w:sz="0"/>
+            </w:tcBorders>
+            <w:shd w:fill="F0FAFA" w:color="auto" w:val="clear"/>
+            <w:tcMar>
+              <w:top w:type="dxa" w:w="40"/>
+              <w:left w:type="dxa" w:w="80"/>
+              <w:bottom w:type="dxa" w:w="40"/>
+              <w:right w:type="dxa" w:w="80"/>
+            </w:tcMar>
+            <w:vAlign w:val="center"/>
+          </w:tcPr>
+          <w:p>
+            <w:r>
+              <w:rPr>
+                <w:rFonts w:ascii="Arial" w:cs="Arial" w:eastAsia="Arial" w:hAnsi="Arial"/>
+                <w:b/>
+                <w:bCs/>
+                <w:color w:val="2C2C2C"/>
+                <w:sz w:val="18"/>
+                <w:szCs w:val="18"/>
+              </w:rPr>
+              <w:t xml:space="preserve">Marching in Place (or Stair Step-Ups)</w:t>
+            </w:r>
+          </w:p>
+        </w:tc>
+        <w:tc>
+          <w:tcPr>
+            <w:tcW w:type="dxa" w:w="380"/>
+            <w:tcBorders>
+              <w:top w:val="none" w:color="FFFFFF" w:sz="0"/>
+              <w:left w:val="none" w:color="FFFFFF" w:sz="0"/>
+              <w:bottom w:val="none" w:color="FFFFFF" w:sz="0"/>
+              <w:right w:val="none" w:color="FFFFFF" w:sz="0"/>
+            </w:tcBorders>
+            <w:shd w:fill="F0FAFA" w:color="auto" w:val="clear"/>
+            <w:tcMar>
+              <w:top w:type="dxa" w:w="40"/>
+              <w:left w:type="dxa" w:w="80"/>
+              <w:bottom w:type="dxa" w:w="40"/>
+              <w:right w:type="dxa" w:w="80"/>
+            </w:tcMar>
+            <w:vAlign w:val="center"/>
+          </w:tcPr>
+          <w:p>
+            <w:pPr>
+              <w:jc w:val="center"/>
+            </w:pPr>
+            <w:r>
+              <w:rPr>
+                <w:rFonts w:ascii="Arial" w:cs="Arial" w:eastAsia="Arial" w:hAnsi="Arial"/>
+                <w:color w:val="6B6B6B"/>
+                <w:sz w:val="15"/>
+                <w:szCs w:val="15"/>
+              </w:rPr>
+              <w:t xml:space="preserve">1</w:t>
+            </w:r>
+          </w:p>
+        </w:tc>
+        <w:tc>
+          <w:tcPr>
+            <w:tcW w:type="dxa" w:w="420"/>
+            <w:tcBorders>
+              <w:top w:val="none" w:color="FFFFFF" w:sz="0"/>
+              <w:left w:val="none" w:color="FFFFFF" w:sz="0"/>
+              <w:bottom w:val="none" w:color="FFFFFF" w:sz="0"/>
+              <w:right w:val="none" w:color="FFFFFF" w:sz="0"/>
+            </w:tcBorders>
+            <w:shd w:fill="F0FAFA" w:color="auto" w:val="clear"/>
+            <w:tcMar>
+              <w:top w:type="dxa" w:w="40"/>
+              <w:left w:type="dxa" w:w="80"/>
+              <w:bottom w:type="dxa" w:w="40"/>
+              <w:right w:type="dxa" w:w="80"/>
+            </w:tcMar>
+            <w:vAlign w:val="center"/>
+          </w:tcPr>
+          <w:p>
+            <w:pPr>
+              <w:jc w:val="center"/>
+            </w:pPr>
+            <w:r>
+              <w:rPr>
+                <w:rFonts w:ascii="Arial" w:cs="Arial" w:eastAsia="Arial" w:hAnsi="Arial"/>
+                <w:color w:val="6B6B6B"/>
+                <w:sz w:val="15"/>
+                <w:szCs w:val="15"/>
+              </w:rPr>
+              <w:t xml:space="preserve">60 sec</w:t>
+            </w:r>
+          </w:p>
+        </w:tc>
+        <w:tc>
+          <w:tcPr>
+            <w:tcW w:type="dxa" w:w="680"/>
+            <w:tcBorders>
+              <w:top w:val="none" w:color="FFFFFF" w:sz="0"/>
+              <w:left w:val="none" w:color="FFFFFF" w:sz="0"/>
+              <w:bottom w:val="none" w:color="FFFFFF" w:sz="0"/>
+              <w:right w:val="none" w:color="FFFFFF" w:sz="0"/>
+            </w:tcBorders>
+            <w:shd w:fill="F0FAFA" w:color="auto" w:val="clear"/>
+            <w:tcMar>
+              <w:top w:type="dxa" w:w="40"/>
+              <w:left w:type="dxa" w:w="80"/>
+              <w:bottom w:type="dxa" w:w="40"/>
+              <w:right w:type="dxa" w:w="80"/>
+            </w:tcMar>
+            <w:vAlign w:val="center"/>
+          </w:tcPr>
+          <w:p>
+            <w:pPr>
+              <w:jc w:val="center"/>
+            </w:pPr>
+            <w:r>
+              <w:rPr>
+                <w:rFonts w:ascii="Arial" w:cs="Arial" w:eastAsia="Arial" w:hAnsi="Arial"/>
+                <w:color w:val="6B6B6B"/>
+                <w:sz w:val="15"/>
+                <w:szCs w:val="15"/>
+              </w:rPr>
+              <w:t xml:space="preserve">bodyweight</w:t>
+            </w:r>
+          </w:p>
+        </w:tc>
+        <w:tc>
+          <w:tcPr>
+            <w:tcW w:type="dxa" w:w="540"/>
+            <w:tcBorders>
+              <w:top w:val="none" w:color="FFFFFF" w:sz="0"/>
+              <w:left w:val="none" w:color="FFFFFF" w:sz="0"/>
+              <w:bottom w:val="none" w:color="FFFFFF" w:sz="0"/>
+              <w:right w:val="none" w:color="FFFFFF" w:sz="0"/>
+            </w:tcBorders>
+            <w:shd w:fill="F0FAFA" w:color="auto" w:val="clear"/>
+            <w:tcMar>
+              <w:top w:type="dxa" w:w="40"/>
+              <w:left w:type="dxa" w:w="80"/>
+              <w:bottom w:type="dxa" w:w="40"/>
+              <w:right w:type="dxa" w:w="80"/>
+            </w:tcMar>
+            <w:vAlign w:val="center"/>
+          </w:tcPr>
+          <w:p>
+            <w:pPr>
+              <w:jc w:val="center"/>
+            </w:pPr>
+            <w:r>
+              <w:rPr>
+                <w:rFonts w:ascii="Arial" w:cs="Arial" w:eastAsia="Arial" w:hAnsi="Arial"/>
+                <w:color w:val="6B6B6B"/>
+                <w:sz w:val="15"/>
+                <w:szCs w:val="15"/>
+              </w:rPr>
+              <w:t xml:space="preserve">steady, easy pace</w:t>
+            </w:r>
+          </w:p>
+        </w:tc>
+        <w:tc>
+          <w:tcPr>
+            <w:tcW w:type="dxa" w:w="440"/>
+            <w:tcBorders>
+              <w:top w:val="none" w:color="FFFFFF" w:sz="0"/>
+              <w:left w:val="none" w:color="FFFFFF" w:sz="0"/>
+              <w:bottom w:val="none" w:color="FFFFFF" w:sz="0"/>
+              <w:right w:val="none" w:color="FFFFFF" w:sz="0"/>
+            </w:tcBorders>
+            <w:shd w:fill="F0FAFA" w:color="auto" w:val="clear"/>
+            <w:tcMar>
+              <w:top w:type="dxa" w:w="40"/>
+              <w:left w:type="dxa" w:w="80"/>
+              <w:bottom w:type="dxa" w:w="40"/>
+              <w:right w:type="dxa" w:w="80"/>
+            </w:tcMar>
+            <w:vAlign w:val="center"/>
+          </w:tcPr>
+          <w:p>
+            <w:pPr>
+              <w:jc w:val="center"/>
+            </w:pPr>
+            <w:r>
+              <w:rPr>
+                <w:rFonts w:ascii="Arial" w:cs="Arial" w:eastAsia="Arial" w:hAnsi="Arial"/>
+                <w:color w:val="6B6B6B"/>
+                <w:sz w:val="15"/>
+                <w:szCs w:val="15"/>
+              </w:rPr>
+              <w:t xml:space="preserve">0s</w:t>
+            </w:r>
+          </w:p>
+        </w:tc>
+        <w:tc>
+          <w:tcPr>
+            <w:tcW w:type="dxa" w:w="5580"/>
+            <w:tcBorders>
+              <w:top w:val="none" w:color="FFFFFF" w:sz="0"/>
+              <w:left w:val="none" w:color="FFFFFF" w:sz="0"/>
+              <w:bottom w:val="none" w:color="FFFFFF" w:sz="0"/>
+              <w:right w:val="none" w:color="FFFFFF" w:sz="0"/>
+            </w:tcBorders>
+            <w:shd w:fill="F0FAFA" w:color="auto" w:val="clear"/>
+            <w:tcMar>
+              <w:top w:type="dxa" w:w="40"/>
+              <w:left w:type="dxa" w:w="80"/>
+              <w:bottom w:type="dxa" w:w="40"/>
+              <w:right w:type="dxa" w:w="80"/>
+            </w:tcMar>
+            <w:vAlign w:val="center"/>
+          </w:tcPr>
+          <w:p>
+            <w:r>
+              <w:rPr>
+                <w:rFonts w:ascii="Arial" w:cs="Arial" w:eastAsia="Arial" w:hAnsi="Arial"/>
+                <w:color w:val="6B6B6B"/>
+                <w:sz w:val="17"/>
+                <w:szCs w:val="17"/>
+              </w:rPr>
+              <w:t xml:space="preserve">Light and easy — just enough to raise your heart rate and body temperature. Use a staircase step if you have one, or march tall in place.</w:t>
+            </w:r>
+          </w:p>
+        </w:tc>
+      </w:tr>
+      <w:tr>
+        <w:tc>
+          <w:tcPr>
+            <w:tcW w:type="dxa" w:w="2400"/>
+            <w:tcBorders>
+              <w:top w:val="none" w:color="FFFFFF" w:sz="0"/>
+              <w:left w:val="none" w:color="FFFFFF" w:sz="0"/>
+              <w:bottom w:val="none" w:color="FFFFFF" w:sz="0"/>
+              <w:right w:val="none" w:color="FFFFFF" w:sz="0"/>
+            </w:tcBorders>
+            <w:shd w:fill="FFFFFF" w:color="auto" w:val="clear"/>
+            <w:tcMar>
+              <w:top w:type="dxa" w:w="40"/>
+              <w:left w:type="dxa" w:w="80"/>
+              <w:bottom w:type="dxa" w:w="40"/>
+              <w:right w:type="dxa" w:w="80"/>
+            </w:tcMar>
+            <w:vAlign w:val="center"/>
+          </w:tcPr>
+          <w:p>
+            <w:r>
+              <w:rPr>
+                <w:rFonts w:ascii="Arial" w:cs="Arial" w:eastAsia="Arial" w:hAnsi="Arial"/>
+                <w:b/>
+                <w:bCs/>
+                <w:color w:val="2C2C2C"/>
+                <w:sz w:val="18"/>
+                <w:szCs w:val="18"/>
+              </w:rPr>
+              <w:t xml:space="preserve">Arm Circles (Forward &amp; Backward)</w:t>
+            </w:r>
+          </w:p>
+        </w:tc>
+        <w:tc>
+          <w:tcPr>
+            <w:tcW w:type="dxa" w:w="380"/>
+            <w:tcBorders>
+              <w:top w:val="none" w:color="FFFFFF" w:sz="0"/>
+              <w:left w:val="none" w:color="FFFFFF" w:sz="0"/>
+              <w:bottom w:val="none" w:color="FFFFFF" w:sz="0"/>
+              <w:right w:val="none" w:color="FFFFFF" w:sz="0"/>
+            </w:tcBorders>
+            <w:shd w:fill="FFFFFF" w:color="auto" w:val="clear"/>
+            <w:tcMar>
+              <w:top w:type="dxa" w:w="40"/>
+              <w:left w:type="dxa" w:w="80"/>
+              <w:bottom w:type="dxa" w:w="40"/>
+              <w:right w:type="dxa" w:w="80"/>
+            </w:tcMar>
+            <w:vAlign w:val="center"/>
+          </w:tcPr>
+          <w:p>
+            <w:pPr>
+              <w:jc w:val="center"/>
+            </w:pPr>
+            <w:r>
+              <w:rPr>
+                <w:rFonts w:ascii="Arial" w:cs="Arial" w:eastAsia="Arial" w:hAnsi="Arial"/>
+                <w:color w:val="6B6B6B"/>
+                <w:sz w:val="15"/>
+                <w:szCs w:val="15"/>
+              </w:rPr>
+              <w:t xml:space="preserve">1</w:t>
+            </w:r>
+          </w:p>
+        </w:tc>
+        <w:tc>
+          <w:tcPr>
+            <w:tcW w:type="dxa" w:w="420"/>
+            <w:tcBorders>
+              <w:top w:val="none" w:color="FFFFFF" w:sz="0"/>
+              <w:left w:val="none" w:color="FFFFFF" w:sz="0"/>
+              <w:bottom w:val="none" w:color="FFFFFF" w:sz="0"/>
+              <w:right w:val="none" w:color="FFFFFF" w:sz="0"/>
+            </w:tcBorders>
+            <w:shd w:fill="FFFFFF" w:color="auto" w:val="clear"/>
+            <w:tcMar>
+              <w:top w:type="dxa" w:w="40"/>
+              <w:left w:type="dxa" w:w="80"/>
+              <w:bottom w:type="dxa" w:w="40"/>
+              <w:right w:type="dxa" w:w="80"/>
+            </w:tcMar>
+            <w:vAlign w:val="center"/>
+          </w:tcPr>
+          <w:p>
+            <w:pPr>
+              <w:jc w:val="center"/>
+            </w:pPr>
+            <w:r>
+              <w:rPr>
+                <w:rFonts w:ascii="Arial" w:cs="Arial" w:eastAsia="Arial" w:hAnsi="Arial"/>
+                <w:color w:val="6B6B6B"/>
+                <w:sz w:val="15"/>
+                <w:szCs w:val="15"/>
+              </w:rPr>
+              <w:t xml:space="preserve">10/direction</w:t>
+            </w:r>
+          </w:p>
+        </w:tc>
+        <w:tc>
+          <w:tcPr>
+            <w:tcW w:type="dxa" w:w="680"/>
+            <w:tcBorders>
+              <w:top w:val="none" w:color="FFFFFF" w:sz="0"/>
+              <w:left w:val="none" w:color="FFFFFF" w:sz="0"/>
+              <w:bottom w:val="none" w:color="FFFFFF" w:sz="0"/>
+              <w:right w:val="none" w:color="FFFFFF" w:sz="0"/>
+            </w:tcBorders>
+            <w:shd w:fill="FFFFFF" w:color="auto" w:val="clear"/>
+            <w:tcMar>
+              <w:top w:type="dxa" w:w="40"/>
+              <w:left w:type="dxa" w:w="80"/>
+              <w:bottom w:type="dxa" w:w="40"/>
+              <w:right w:type="dxa" w:w="80"/>
+            </w:tcMar>
+            <w:vAlign w:val="center"/>
+          </w:tcPr>
+          <w:p>
+            <w:pPr>
+              <w:jc w:val="center"/>
+            </w:pPr>
+            <w:r>
+              <w:rPr>
+                <w:rFonts w:ascii="Arial" w:cs="Arial" w:eastAsia="Arial" w:hAnsi="Arial"/>
+                <w:color w:val="6B6B6B"/>
+                <w:sz w:val="15"/>
+                <w:szCs w:val="15"/>
+              </w:rPr>
+              <w:t xml:space="preserve">bodyweight</w:t>
+            </w:r>
+          </w:p>
+        </w:tc>
+        <w:tc>
+          <w:tcPr>
+            <w:tcW w:type="dxa" w:w="540"/>
+            <w:tcBorders>
+              <w:top w:val="none" w:color="FFFFFF" w:sz="0"/>
+              <w:left w:val="none" w:color="FFFFFF" w:sz="0"/>
+              <w:bottom w:val="none" w:color="FFFFFF" w:sz="0"/>
+              <w:right w:val="none" w:color="FFFFFF" w:sz="0"/>
+            </w:tcBorders>
+            <w:shd w:fill="FFFFFF" w:color="auto" w:val="clear"/>
+            <w:tcMar>
+              <w:top w:type="dxa" w:w="40"/>
+              <w:left w:type="dxa" w:w="80"/>
+              <w:bottom w:type="dxa" w:w="40"/>
+              <w:right w:type="dxa" w:w="80"/>
+            </w:tcMar>
+            <w:vAlign w:val="center"/>
+          </w:tcPr>
+          <w:p>
+            <w:pPr>
+              <w:jc w:val="center"/>
+            </w:pPr>
+            <w:r>
+              <w:rPr>
+                <w:rFonts w:ascii="Arial" w:cs="Arial" w:eastAsia="Arial" w:hAnsi="Arial"/>
+                <w:color w:val="6B6B6B"/>
+                <w:sz w:val="15"/>
+                <w:szCs w:val="15"/>
+              </w:rPr>
+              <w:t xml:space="preserve">controlled</w:t>
+            </w:r>
+          </w:p>
+        </w:tc>
+        <w:tc>
+          <w:tcPr>
+            <w:tcW w:type="dxa" w:w="440"/>
+            <w:tcBorders>
+              <w:top w:val="none" w:color="FFFFFF" w:sz="0"/>
+              <w:left w:val="none" w:color="FFFFFF" w:sz="0"/>
+              <w:bottom w:val="none" w:color="FFFFFF" w:sz="0"/>
+              <w:right w:val="none" w:color="FFFFFF" w:sz="0"/>
+            </w:tcBorders>
+            <w:shd w:fill="FFFFFF" w:color="auto" w:val="clear"/>
+            <w:tcMar>
+              <w:top w:type="dxa" w:w="40"/>
+              <w:left w:type="dxa" w:w="80"/>
+              <w:bottom w:type="dxa" w:w="40"/>
+              <w:right w:type="dxa" w:w="80"/>
+            </w:tcMar>
+            <w:vAlign w:val="center"/>
+          </w:tcPr>
+          <w:p>
+            <w:pPr>
+              <w:jc w:val="center"/>
+            </w:pPr>
+            <w:r>
+              <w:rPr>
+                <w:rFonts w:ascii="Arial" w:cs="Arial" w:eastAsia="Arial" w:hAnsi="Arial"/>
+                <w:color w:val="6B6B6B"/>
+                <w:sz w:val="15"/>
+                <w:szCs w:val="15"/>
+              </w:rPr>
+              <w:t xml:space="preserve">0s</w:t>
+            </w:r>
+          </w:p>
+        </w:tc>
+        <w:tc>
+          <w:tcPr>
+            <w:tcW w:type="dxa" w:w="5580"/>
+            <w:tcBorders>
+              <w:top w:val="none" w:color="FFFFFF" w:sz="0"/>
+              <w:left w:val="none" w:color="FFFFFF" w:sz="0"/>
+              <w:bottom w:val="none" w:color="FFFFFF" w:sz="0"/>
+              <w:right w:val="none" w:color="FFFFFF" w:sz="0"/>
+            </w:tcBorders>
+            <w:shd w:fill="FFFFFF" w:color="auto" w:val="clear"/>
+            <w:tcMar>
+              <w:top w:type="dxa" w:w="40"/>
+              <w:left w:type="dxa" w:w="80"/>
+              <w:bottom w:type="dxa" w:w="40"/>
+              <w:right w:type="dxa" w:w="80"/>
+            </w:tcMar>
+            <w:vAlign w:val="center"/>
+          </w:tcPr>
+          <w:p>
+            <w:r>
+              <w:rPr>
+                <w:rFonts w:ascii="Arial" w:cs="Arial" w:eastAsia="Arial" w:hAnsi="Arial"/>
+                <w:color w:val="6B6B6B"/>
+                <w:sz w:val="17"/>
+                <w:szCs w:val="17"/>
+              </w:rPr>
+              <w:t xml:space="preserve">Arms out to shoulder height, small controlled circles growing slightly larger each rep. Forward 10, then reverse 10.</w:t>
+            </w:r>
+          </w:p>
+        </w:tc>
+      </w:tr>
+      <w:tr>
+        <w:tc>
+          <w:tcPr>
+            <w:tcW w:type="dxa" w:w="2400"/>
+            <w:tcBorders>
+              <w:top w:val="none" w:color="FFFFFF" w:sz="0"/>
+              <w:left w:val="none" w:color="FFFFFF" w:sz="0"/>
+              <w:bottom w:val="none" w:color="FFFFFF" w:sz="0"/>
+              <w:right w:val="none" w:color="FFFFFF" w:sz="0"/>
+            </w:tcBorders>
+            <w:shd w:fill="F0FAFA" w:color="auto" w:val="clear"/>
+            <w:tcMar>
+              <w:top w:type="dxa" w:w="40"/>
+              <w:left w:type="dxa" w:w="80"/>
+              <w:bottom w:type="dxa" w:w="40"/>
+              <w:right w:type="dxa" w:w="80"/>
+            </w:tcMar>
+            <w:vAlign w:val="center"/>
+          </w:tcPr>
+          <w:p>
+            <w:r>
+              <w:rPr>
+                <w:rFonts w:ascii="Arial" w:cs="Arial" w:eastAsia="Arial" w:hAnsi="Arial"/>
+                <w:b/>
+                <w:bCs/>
+                <w:color w:val="2C2C2C"/>
+                <w:sz w:val="18"/>
+                <w:szCs w:val="18"/>
+              </w:rPr>
+              <w:t xml:space="preserve">Cat-Cow</w:t>
+            </w:r>
+          </w:p>
+        </w:tc>
+        <w:tc>
+          <w:tcPr>
+            <w:tcW w:type="dxa" w:w="380"/>
+            <w:tcBorders>
+              <w:top w:val="none" w:color="FFFFFF" w:sz="0"/>
+              <w:left w:val="none" w:color="FFFFFF" w:sz="0"/>
+              <w:bottom w:val="none" w:color="FFFFFF" w:sz="0"/>
+              <w:right w:val="none" w:color="FFFFFF" w:sz="0"/>
+            </w:tcBorders>
+            <w:shd w:fill="F0FAFA" w:color="auto" w:val="clear"/>
+            <w:tcMar>
+              <w:top w:type="dxa" w:w="40"/>
+              <w:left w:type="dxa" w:w="80"/>
+              <w:bottom w:type="dxa" w:w="40"/>
+              <w:right w:type="dxa" w:w="80"/>
+            </w:tcMar>
+            <w:vAlign w:val="center"/>
+          </w:tcPr>
+          <w:p>
+            <w:pPr>
+              <w:jc w:val="center"/>
+            </w:pPr>
+            <w:r>
+              <w:rPr>
+                <w:rFonts w:ascii="Arial" w:cs="Arial" w:eastAsia="Arial" w:hAnsi="Arial"/>
+                <w:color w:val="6B6B6B"/>
+                <w:sz w:val="15"/>
+                <w:szCs w:val="15"/>
+              </w:rPr>
+              <w:t xml:space="preserve">1</w:t>
+            </w:r>
+          </w:p>
+        </w:tc>
+        <w:tc>
+          <w:tcPr>
+            <w:tcW w:type="dxa" w:w="420"/>
+            <w:tcBorders>
+              <w:top w:val="none" w:color="FFFFFF" w:sz="0"/>
+              <w:left w:val="none" w:color="FFFFFF" w:sz="0"/>
+              <w:bottom w:val="none" w:color="FFFFFF" w:sz="0"/>
+              <w:right w:val="none" w:color="FFFFFF" w:sz="0"/>
+            </w:tcBorders>
+            <w:shd w:fill="F0FAFA" w:color="auto" w:val="clear"/>
+            <w:tcMar>
+              <w:top w:type="dxa" w:w="40"/>
+              <w:left w:type="dxa" w:w="80"/>
+              <w:bottom w:type="dxa" w:w="40"/>
+              <w:right w:type="dxa" w:w="80"/>
+            </w:tcMar>
+            <w:vAlign w:val="center"/>
+          </w:tcPr>
+          <w:p>
+            <w:pPr>
+              <w:jc w:val="center"/>
+            </w:pPr>
+            <w:r>
+              <w:rPr>
+                <w:rFonts w:ascii="Arial" w:cs="Arial" w:eastAsia="Arial" w:hAnsi="Arial"/>
+                <w:color w:val="6B6B6B"/>
+                <w:sz w:val="15"/>
+                <w:szCs w:val="15"/>
+              </w:rPr>
+              <w:t xml:space="preserve">8</w:t>
+            </w:r>
+          </w:p>
+        </w:tc>
+        <w:tc>
+          <w:tcPr>
+            <w:tcW w:type="dxa" w:w="680"/>
+            <w:tcBorders>
+              <w:top w:val="none" w:color="FFFFFF" w:sz="0"/>
+              <w:left w:val="none" w:color="FFFFFF" w:sz="0"/>
+              <w:bottom w:val="none" w:color="FFFFFF" w:sz="0"/>
+              <w:right w:val="none" w:color="FFFFFF" w:sz="0"/>
+            </w:tcBorders>
+            <w:shd w:fill="F0FAFA" w:color="auto" w:val="clear"/>
+            <w:tcMar>
+              <w:top w:type="dxa" w:w="40"/>
+              <w:left w:type="dxa" w:w="80"/>
+              <w:bottom w:type="dxa" w:w="40"/>
+              <w:right w:type="dxa" w:w="80"/>
+            </w:tcMar>
+            <w:vAlign w:val="center"/>
+          </w:tcPr>
+          <w:p>
+            <w:pPr>
+              <w:jc w:val="center"/>
+            </w:pPr>
+            <w:r>
+              <w:rPr>
+                <w:rFonts w:ascii="Arial" w:cs="Arial" w:eastAsia="Arial" w:hAnsi="Arial"/>
+                <w:color w:val="6B6B6B"/>
+                <w:sz w:val="15"/>
+                <w:szCs w:val="15"/>
+              </w:rPr>
+              <w:t xml:space="preserve">bodyweight</w:t>
+            </w:r>
+          </w:p>
+        </w:tc>
+        <w:tc>
+          <w:tcPr>
+            <w:tcW w:type="dxa" w:w="540"/>
+            <w:tcBorders>
+              <w:top w:val="none" w:color="FFFFFF" w:sz="0"/>
+              <w:left w:val="none" w:color="FFFFFF" w:sz="0"/>
+              <w:bottom w:val="none" w:color="FFFFFF" w:sz="0"/>
+              <w:right w:val="none" w:color="FFFFFF" w:sz="0"/>
+            </w:tcBorders>
+            <w:shd w:fill="F0FAFA" w:color="auto" w:val="clear"/>
+            <w:tcMar>
+              <w:top w:type="dxa" w:w="40"/>
+              <w:left w:type="dxa" w:w="80"/>
+              <w:bottom w:type="dxa" w:w="40"/>
+              <w:right w:type="dxa" w:w="80"/>
+            </w:tcMar>
+            <w:vAlign w:val="center"/>
+          </w:tcPr>
+          <w:p>
+            <w:pPr>
+              <w:jc w:val="center"/>
+            </w:pPr>
+            <w:r>
+              <w:rPr>
+                <w:rFonts w:ascii="Arial" w:cs="Arial" w:eastAsia="Arial" w:hAnsi="Arial"/>
+                <w:color w:val="6B6B6B"/>
+                <w:sz w:val="15"/>
+                <w:szCs w:val="15"/>
+              </w:rPr>
+              <w:t xml:space="preserve">slow, controlled</w:t>
+            </w:r>
+          </w:p>
+        </w:tc>
+        <w:tc>
+          <w:tcPr>
+            <w:tcW w:type="dxa" w:w="440"/>
+            <w:tcBorders>
+              <w:top w:val="none" w:color="FFFFFF" w:sz="0"/>
+              <w:left w:val="none" w:color="FFFFFF" w:sz="0"/>
+              <w:bottom w:val="none" w:color="FFFFFF" w:sz="0"/>
+              <w:right w:val="none" w:color="FFFFFF" w:sz="0"/>
+            </w:tcBorders>
+            <w:shd w:fill="F0FAFA" w:color="auto" w:val="clear"/>
+            <w:tcMar>
+              <w:top w:type="dxa" w:w="40"/>
+              <w:left w:type="dxa" w:w="80"/>
+              <w:bottom w:type="dxa" w:w="40"/>
+              <w:right w:type="dxa" w:w="80"/>
+            </w:tcMar>
+            <w:vAlign w:val="center"/>
+          </w:tcPr>
+          <w:p>
+            <w:pPr>
+              <w:jc w:val="center"/>
+            </w:pPr>
+            <w:r>
+              <w:rPr>
+                <w:rFonts w:ascii="Arial" w:cs="Arial" w:eastAsia="Arial" w:hAnsi="Arial"/>
+                <w:color w:val="6B6B6B"/>
+                <w:sz w:val="15"/>
+                <w:szCs w:val="15"/>
+              </w:rPr>
+              <w:t xml:space="preserve">0s</w:t>
+            </w:r>
+          </w:p>
+        </w:tc>
+        <w:tc>
+          <w:tcPr>
+            <w:tcW w:type="dxa" w:w="5580"/>
+            <w:tcBorders>
+              <w:top w:val="none" w:color="FFFFFF" w:sz="0"/>
+              <w:left w:val="none" w:color="FFFFFF" w:sz="0"/>
+              <w:bottom w:val="none" w:color="FFFFFF" w:sz="0"/>
+              <w:right w:val="none" w:color="FFFFFF" w:sz="0"/>
+            </w:tcBorders>
+            <w:shd w:fill="F0FAFA" w:color="auto" w:val="clear"/>
+            <w:tcMar>
+              <w:top w:type="dxa" w:w="40"/>
+              <w:left w:type="dxa" w:w="80"/>
+              <w:bottom w:type="dxa" w:w="40"/>
+              <w:right w:type="dxa" w:w="80"/>
+            </w:tcMar>
+            <w:vAlign w:val="center"/>
+          </w:tcPr>
+          <w:p>
+            <w:r>
+              <w:rPr>
+                <w:rFonts w:ascii="Arial" w:cs="Arial" w:eastAsia="Arial" w:hAnsi="Arial"/>
+                <w:color w:val="6B6B6B"/>
+                <w:sz w:val="17"/>
+                <w:szCs w:val="17"/>
+              </w:rPr>
+              <w:t xml:space="preserve">Hands and knees, alternate a full spinal arch and round. Move with your breath — inhale to arch, exhale to round.</w:t>
+            </w:r>
+          </w:p>
+        </w:tc>
+      </w:tr>
+    </w:tbl>
+    <w:p>
+      <w:pPr>
+        <w:spacing w:after="100"/>
+      </w:pPr>
+    </w:p>
+    <w:p>
+      <w:pPr>
+        <w:pBdr>
+          <w:bottom w:val="single" w:color="E53935" w:sz="4" w:space="2"/>
+        </w:pBdr>
+        <w:spacing w:after="80" w:before="120"/>
+      </w:pPr>
+      <w:r>
+        <w:rPr>
+          <w:rFonts w:ascii="Arial" w:cs="Arial" w:eastAsia="Arial" w:hAnsi="Arial"/>
+          <w:b/>
+          <w:bCs/>
+          <w:color w:val="E53935"/>
+          <w:sz w:val="17"/>
+          <w:szCs w:val="17"/>
+        </w:rPr>
+        <w:t xml:space="preserve">Block B — Hip Activation &amp; 90/90 Mobility</w:t>
+      </w:r>
+    </w:p>
+    <w:p>
+      <w:pPr>
+        <w:spacing w:after="100"/>
+      </w:pPr>
+      <w:r>
+        <w:rPr>
+          <w:rFonts w:ascii="Arial" w:cs="Arial" w:eastAsia="Arial" w:hAnsi="Arial"/>
+          <w:b/>
+          <w:bCs/>
+          <w:color w:val="E53935"/>
+          <w:sz w:val="17"/>
+          <w:szCs w:val="17"/>
+        </w:rPr>
+        <w:t xml:space="preserve">Why:  </w:t>
+      </w:r>
+      <w:r>
+        <w:rPr>
+          <w:rFonts w:ascii="Arial" w:cs="Arial" w:eastAsia="Arial" w:hAnsi="Arial"/>
+          <w:color w:val="2C2C2C"/>
+          <w:sz w:val="17"/>
+          <w:szCs w:val="17"/>
+        </w:rPr>
+        <w:t xml:space="preserve">Hip activation is a standing programming priority for Johnna, not a warm-up formality — glute and hip-abductor strength carries directly into every squat, deadlift, hinge, and lunge pattern in her main plan. The 90/90 drill opens hip internal/external rotation and doubles as glute activation prep. Banded Lateral Walk and Glute Bridge are pulled directly from her main plan's own Day 1 and Day 3 warm-ups — reused here for consistency with movements she already knows, not introduced as anything new.</w:t>
+      </w:r>
+    </w:p>
+    <w:tbl>
+      <w:tblPr>
+        <w:tblW w:type="dxa" w:w="10440"/>
+        <w:tblBorders>
+          <w:top w:val="none" w:color="FFFFFF" w:sz="0"/>
+          <w:left w:val="none" w:color="FFFFFF" w:sz="0"/>
+          <w:bottom w:val="none" w:color="FFFFFF" w:sz="0"/>
+          <w:right w:val="none" w:color="FFFFFF" w:sz="0"/>
+          <w:insideH w:val="single" w:color="auto" w:sz="4"/>
+          <w:insideV w:val="single" w:color="auto" w:sz="4"/>
+        </w:tblBorders>
+      </w:tblPr>
+      <w:tblGrid>
+        <w:gridCol w:w="2400"/>
+        <w:gridCol w:w="380"/>
+        <w:gridCol w:w="420"/>
+        <w:gridCol w:w="680"/>
+        <w:gridCol w:w="540"/>
+        <w:gridCol w:w="440"/>
+        <w:gridCol w:w="5580"/>
+      </w:tblGrid>
+      <w:tr>
+        <w:tc>
+          <w:tcPr>
+            <w:tcW w:type="dxa" w:w="2400"/>
+            <w:tcBorders>
+              <w:top w:val="none" w:color="FFFFFF" w:sz="0"/>
+              <w:left w:val="none" w:color="FFFFFF" w:sz="0"/>
+              <w:bottom w:val="none" w:color="FFFFFF" w:sz="0"/>
+              <w:right w:val="none" w:color="FFFFFF" w:sz="0"/>
+            </w:tcBorders>
             <w:shd w:fill="FFEBEE" w:color="auto" w:val="clear"/>
             <w:tcMar>
               <w:top w:type="dxa" w:w="40"/>
@@ -668,7 +1717,7 @@
                 <w:sz w:val="18"/>
                 <w:szCs w:val="18"/>
               </w:rPr>
-              <w:t xml:space="preserve">Banded Dorsiflexion Pull</w:t>
+              <w:t xml:space="preserve">Banded Lateral Walk</w:t>
             </w:r>
           </w:p>
         </w:tc>
@@ -701,7 +1750,7 @@
                 <w:sz w:val="15"/>
                 <w:szCs w:val="15"/>
               </w:rPr>
-              <w:t xml:space="preserve">3</w:t>
+              <w:t xml:space="preserve">1</w:t>
             </w:r>
           </w:p>
         </w:tc>
@@ -734,7 +1783,7 @@
                 <w:sz w:val="15"/>
                 <w:szCs w:val="15"/>
               </w:rPr>
-              <w:t xml:space="preserve">20–25</w:t>
+              <w:t xml:space="preserve">10/side</w:t>
             </w:r>
           </w:p>
         </w:tc>
@@ -767,7 +1816,7 @@
                 <w:sz w:val="15"/>
                 <w:szCs w:val="15"/>
               </w:rPr>
-              <w:t xml:space="preserve">light band</w:t>
+              <w:t xml:space="preserve">mini band (above knees)</w:t>
             </w:r>
           </w:p>
         </w:tc>
@@ -800,7 +1849,7 @@
                 <w:sz w:val="15"/>
                 <w:szCs w:val="15"/>
               </w:rPr>
-              <w:t xml:space="preserve">controlled + 1s hold</w:t>
+              <w:t xml:space="preserve">controlled</w:t>
             </w:r>
           </w:p>
         </w:tc>
@@ -833,7 +1882,7 @@
                 <w:sz w:val="15"/>
                 <w:szCs w:val="15"/>
               </w:rPr>
-              <w:t xml:space="preserve">30s</w:t>
+              <w:t xml:space="preserve">20s</w:t>
             </w:r>
           </w:p>
         </w:tc>
@@ -863,7 +1912,7 @@
                 <w:sz w:val="17"/>
                 <w:szCs w:val="17"/>
               </w:rPr>
-              <w:t xml:space="preserve">Seated, loop the band around your forefoot and anchor it to a door anchor or sturdy furniture leg in front of you. Self-check: your knee should stay completely still — only the ankle moves. If you can't tell whether it's drifting, film a quick clip on your phone; if the knee bends to help pull, the band is too heavy. Pull toes to shin, hold 1s, release slowly.</w:t>
+              <w:t xml:space="preserve">Band above your knees, soft bend in hips and knees, step sideways without letting the band pull your knees inward. Same movement from her main plan's Day 1 and Day 3 warm-ups.</w:t>
             </w:r>
           </w:p>
         </w:tc>
@@ -897,6 +1946,1100 @@
                 <w:sz w:val="18"/>
                 <w:szCs w:val="18"/>
               </w:rPr>
+              <w:t xml:space="preserve">Glute Bridge</w:t>
+            </w:r>
+          </w:p>
+        </w:tc>
+        <w:tc>
+          <w:tcPr>
+            <w:tcW w:type="dxa" w:w="380"/>
+            <w:tcBorders>
+              <w:top w:val="none" w:color="FFFFFF" w:sz="0"/>
+              <w:left w:val="none" w:color="FFFFFF" w:sz="0"/>
+              <w:bottom w:val="none" w:color="FFFFFF" w:sz="0"/>
+              <w:right w:val="none" w:color="FFFFFF" w:sz="0"/>
+            </w:tcBorders>
+            <w:shd w:fill="FFF5F5" w:color="auto" w:val="clear"/>
+            <w:tcMar>
+              <w:top w:type="dxa" w:w="40"/>
+              <w:left w:type="dxa" w:w="80"/>
+              <w:bottom w:type="dxa" w:w="40"/>
+              <w:right w:type="dxa" w:w="80"/>
+            </w:tcMar>
+            <w:vAlign w:val="center"/>
+          </w:tcPr>
+          <w:p>
+            <w:pPr>
+              <w:jc w:val="center"/>
+            </w:pPr>
+            <w:r>
+              <w:rPr>
+                <w:rFonts w:ascii="Arial" w:cs="Arial" w:eastAsia="Arial" w:hAnsi="Arial"/>
+                <w:color w:val="6B6B6B"/>
+                <w:sz w:val="15"/>
+                <w:szCs w:val="15"/>
+              </w:rPr>
+              <w:t xml:space="preserve">1</w:t>
+            </w:r>
+          </w:p>
+        </w:tc>
+        <w:tc>
+          <w:tcPr>
+            <w:tcW w:type="dxa" w:w="420"/>
+            <w:tcBorders>
+              <w:top w:val="none" w:color="FFFFFF" w:sz="0"/>
+              <w:left w:val="none" w:color="FFFFFF" w:sz="0"/>
+              <w:bottom w:val="none" w:color="FFFFFF" w:sz="0"/>
+              <w:right w:val="none" w:color="FFFFFF" w:sz="0"/>
+            </w:tcBorders>
+            <w:shd w:fill="FFF5F5" w:color="auto" w:val="clear"/>
+            <w:tcMar>
+              <w:top w:type="dxa" w:w="40"/>
+              <w:left w:type="dxa" w:w="80"/>
+              <w:bottom w:type="dxa" w:w="40"/>
+              <w:right w:type="dxa" w:w="80"/>
+            </w:tcMar>
+            <w:vAlign w:val="center"/>
+          </w:tcPr>
+          <w:p>
+            <w:pPr>
+              <w:jc w:val="center"/>
+            </w:pPr>
+            <w:r>
+              <w:rPr>
+                <w:rFonts w:ascii="Arial" w:cs="Arial" w:eastAsia="Arial" w:hAnsi="Arial"/>
+                <w:color w:val="6B6B6B"/>
+                <w:sz w:val="15"/>
+                <w:szCs w:val="15"/>
+              </w:rPr>
+              <w:t xml:space="preserve">10</w:t>
+            </w:r>
+          </w:p>
+        </w:tc>
+        <w:tc>
+          <w:tcPr>
+            <w:tcW w:type="dxa" w:w="680"/>
+            <w:tcBorders>
+              <w:top w:val="none" w:color="FFFFFF" w:sz="0"/>
+              <w:left w:val="none" w:color="FFFFFF" w:sz="0"/>
+              <w:bottom w:val="none" w:color="FFFFFF" w:sz="0"/>
+              <w:right w:val="none" w:color="FFFFFF" w:sz="0"/>
+            </w:tcBorders>
+            <w:shd w:fill="FFF5F5" w:color="auto" w:val="clear"/>
+            <w:tcMar>
+              <w:top w:type="dxa" w:w="40"/>
+              <w:left w:type="dxa" w:w="80"/>
+              <w:bottom w:type="dxa" w:w="40"/>
+              <w:right w:type="dxa" w:w="80"/>
+            </w:tcMar>
+            <w:vAlign w:val="center"/>
+          </w:tcPr>
+          <w:p>
+            <w:pPr>
+              <w:jc w:val="center"/>
+            </w:pPr>
+            <w:r>
+              <w:rPr>
+                <w:rFonts w:ascii="Arial" w:cs="Arial" w:eastAsia="Arial" w:hAnsi="Arial"/>
+                <w:color w:val="6B6B6B"/>
+                <w:sz w:val="15"/>
+                <w:szCs w:val="15"/>
+              </w:rPr>
+              <w:t xml:space="preserve">bodyweight</w:t>
+            </w:r>
+          </w:p>
+        </w:tc>
+        <w:tc>
+          <w:tcPr>
+            <w:tcW w:type="dxa" w:w="540"/>
+            <w:tcBorders>
+              <w:top w:val="none" w:color="FFFFFF" w:sz="0"/>
+              <w:left w:val="none" w:color="FFFFFF" w:sz="0"/>
+              <w:bottom w:val="none" w:color="FFFFFF" w:sz="0"/>
+              <w:right w:val="none" w:color="FFFFFF" w:sz="0"/>
+            </w:tcBorders>
+            <w:shd w:fill="FFF5F5" w:color="auto" w:val="clear"/>
+            <w:tcMar>
+              <w:top w:type="dxa" w:w="40"/>
+              <w:left w:type="dxa" w:w="80"/>
+              <w:bottom w:type="dxa" w:w="40"/>
+              <w:right w:type="dxa" w:w="80"/>
+            </w:tcMar>
+            <w:vAlign w:val="center"/>
+          </w:tcPr>
+          <w:p>
+            <w:pPr>
+              <w:jc w:val="center"/>
+            </w:pPr>
+            <w:r>
+              <w:rPr>
+                <w:rFonts w:ascii="Arial" w:cs="Arial" w:eastAsia="Arial" w:hAnsi="Arial"/>
+                <w:color w:val="6B6B6B"/>
+                <w:sz w:val="15"/>
+                <w:szCs w:val="15"/>
+              </w:rPr>
+              <w:t xml:space="preserve">2-1-2</w:t>
+            </w:r>
+          </w:p>
+        </w:tc>
+        <w:tc>
+          <w:tcPr>
+            <w:tcW w:type="dxa" w:w="440"/>
+            <w:tcBorders>
+              <w:top w:val="none" w:color="FFFFFF" w:sz="0"/>
+              <w:left w:val="none" w:color="FFFFFF" w:sz="0"/>
+              <w:bottom w:val="none" w:color="FFFFFF" w:sz="0"/>
+              <w:right w:val="none" w:color="FFFFFF" w:sz="0"/>
+            </w:tcBorders>
+            <w:shd w:fill="FFF5F5" w:color="auto" w:val="clear"/>
+            <w:tcMar>
+              <w:top w:type="dxa" w:w="40"/>
+              <w:left w:type="dxa" w:w="80"/>
+              <w:bottom w:type="dxa" w:w="40"/>
+              <w:right w:type="dxa" w:w="80"/>
+            </w:tcMar>
+            <w:vAlign w:val="center"/>
+          </w:tcPr>
+          <w:p>
+            <w:pPr>
+              <w:jc w:val="center"/>
+            </w:pPr>
+            <w:r>
+              <w:rPr>
+                <w:rFonts w:ascii="Arial" w:cs="Arial" w:eastAsia="Arial" w:hAnsi="Arial"/>
+                <w:color w:val="6B6B6B"/>
+                <w:sz w:val="15"/>
+                <w:szCs w:val="15"/>
+              </w:rPr>
+              <w:t xml:space="preserve">20s</w:t>
+            </w:r>
+          </w:p>
+        </w:tc>
+        <w:tc>
+          <w:tcPr>
+            <w:tcW w:type="dxa" w:w="5580"/>
+            <w:tcBorders>
+              <w:top w:val="none" w:color="FFFFFF" w:sz="0"/>
+              <w:left w:val="none" w:color="FFFFFF" w:sz="0"/>
+              <w:bottom w:val="none" w:color="FFFFFF" w:sz="0"/>
+              <w:right w:val="none" w:color="FFFFFF" w:sz="0"/>
+            </w:tcBorders>
+            <w:shd w:fill="FFF5F5" w:color="auto" w:val="clear"/>
+            <w:tcMar>
+              <w:top w:type="dxa" w:w="40"/>
+              <w:left w:type="dxa" w:w="80"/>
+              <w:bottom w:type="dxa" w:w="40"/>
+              <w:right w:type="dxa" w:w="80"/>
+            </w:tcMar>
+            <w:vAlign w:val="center"/>
+          </w:tcPr>
+          <w:p>
+            <w:r>
+              <w:rPr>
+                <w:rFonts w:ascii="Arial" w:cs="Arial" w:eastAsia="Arial" w:hAnsi="Arial"/>
+                <w:color w:val="6B6B6B"/>
+                <w:sz w:val="17"/>
+                <w:szCs w:val="17"/>
+              </w:rPr>
+              <w:t xml:space="preserve">Feet hip-width, drive through your heels, squeeze glutes at the top. Same movement from her main plan's Day 1 and Day 3 warm-ups.</w:t>
+            </w:r>
+          </w:p>
+        </w:tc>
+      </w:tr>
+    </w:tbl>
+    <w:p>
+      <w:pPr>
+        <w:spacing w:after="100"/>
+      </w:pPr>
+    </w:p>
+    <w:p>
+      <w:pPr>
+        <w:pBdr>
+          <w:bottom w:val="single" w:color="C9A227" w:sz="4" w:space="2"/>
+        </w:pBdr>
+        <w:spacing w:after="80" w:before="120"/>
+      </w:pPr>
+      <w:r>
+        <w:rPr>
+          <w:rFonts w:ascii="Arial" w:cs="Arial" w:eastAsia="Arial" w:hAnsi="Arial"/>
+          <w:b/>
+          <w:bCs/>
+          <w:color w:val="C9A227"/>
+          <w:sz w:val="17"/>
+          <w:szCs w:val="17"/>
+        </w:rPr>
+        <w:t xml:space="preserve">Block C — Tibialis &amp; Ankle Prep</w:t>
+      </w:r>
+    </w:p>
+    <w:p>
+      <w:pPr>
+        <w:spacing w:after="100"/>
+      </w:pPr>
+      <w:r>
+        <w:rPr>
+          <w:rFonts w:ascii="Arial" w:cs="Arial" w:eastAsia="Arial" w:hAnsi="Arial"/>
+          <w:b/>
+          <w:bCs/>
+          <w:color w:val="C9A227"/>
+          <w:sz w:val="17"/>
+          <w:szCs w:val="17"/>
+        </w:rPr>
+        <w:t xml:space="preserve">Why:  </w:t>
+      </w:r>
+      <w:r>
+        <w:rPr>
+          <w:rFonts w:ascii="Arial" w:cs="Arial" w:eastAsia="Arial" w:hAnsi="Arial"/>
+          <w:color w:val="2C2C2C"/>
+          <w:sz w:val="17"/>
+          <w:szCs w:val="17"/>
+        </w:rPr>
+        <w:t xml:space="preserve">Tibialis anterior strengthening builds the ankle-dorsiflexion control that supports her squat and lunge mechanics later in the week. One high-rep, controlled movement done well is what this block needs — nothing else has been added here.</w:t>
+      </w:r>
+    </w:p>
+    <w:tbl>
+      <w:tblPr>
+        <w:tblW w:type="dxa" w:w="10440"/>
+        <w:tblBorders>
+          <w:top w:val="none" w:color="FFFFFF" w:sz="0"/>
+          <w:left w:val="none" w:color="FFFFFF" w:sz="0"/>
+          <w:bottom w:val="none" w:color="FFFFFF" w:sz="0"/>
+          <w:right w:val="none" w:color="FFFFFF" w:sz="0"/>
+          <w:insideH w:val="single" w:color="auto" w:sz="4"/>
+          <w:insideV w:val="single" w:color="auto" w:sz="4"/>
+        </w:tblBorders>
+      </w:tblPr>
+      <w:tblGrid>
+        <w:gridCol w:w="2400"/>
+        <w:gridCol w:w="380"/>
+        <w:gridCol w:w="420"/>
+        <w:gridCol w:w="680"/>
+        <w:gridCol w:w="540"/>
+        <w:gridCol w:w="440"/>
+        <w:gridCol w:w="5580"/>
+      </w:tblGrid>
+      <w:tr>
+        <w:tc>
+          <w:tcPr>
+            <w:tcW w:type="dxa" w:w="2400"/>
+            <w:tcBorders>
+              <w:top w:val="none" w:color="FFFFFF" w:sz="0"/>
+              <w:left w:val="none" w:color="FFFFFF" w:sz="0"/>
+              <w:bottom w:val="none" w:color="FFFFFF" w:sz="0"/>
+              <w:right w:val="none" w:color="FFFFFF" w:sz="0"/>
+            </w:tcBorders>
+            <w:shd w:fill="F5E8C0" w:color="auto" w:val="clear"/>
+            <w:tcMar>
+              <w:top w:type="dxa" w:w="40"/>
+              <w:left w:type="dxa" w:w="80"/>
+              <w:bottom w:type="dxa" w:w="40"/>
+              <w:right w:type="dxa" w:w="80"/>
+            </w:tcMar>
+            <w:vAlign w:val="center"/>
+          </w:tcPr>
+          <w:p>
+            <w:pPr>
+              <w:jc w:val="left"/>
+            </w:pPr>
+            <w:r>
+              <w:rPr>
+                <w:rFonts w:ascii="Arial" w:cs="Arial" w:eastAsia="Arial" w:hAnsi="Arial"/>
+                <w:b/>
+                <w:bCs/>
+                <w:color w:val="C9A227"/>
+                <w:sz w:val="15"/>
+                <w:szCs w:val="15"/>
+              </w:rPr>
+              <w:t xml:space="preserve">EXERCISE</w:t>
+            </w:r>
+          </w:p>
+        </w:tc>
+        <w:tc>
+          <w:tcPr>
+            <w:tcW w:type="dxa" w:w="380"/>
+            <w:tcBorders>
+              <w:top w:val="none" w:color="FFFFFF" w:sz="0"/>
+              <w:left w:val="none" w:color="FFFFFF" w:sz="0"/>
+              <w:bottom w:val="none" w:color="FFFFFF" w:sz="0"/>
+              <w:right w:val="none" w:color="FFFFFF" w:sz="0"/>
+            </w:tcBorders>
+            <w:shd w:fill="F5E8C0" w:color="auto" w:val="clear"/>
+            <w:tcMar>
+              <w:top w:type="dxa" w:w="40"/>
+              <w:left w:type="dxa" w:w="80"/>
+              <w:bottom w:type="dxa" w:w="40"/>
+              <w:right w:type="dxa" w:w="80"/>
+            </w:tcMar>
+            <w:vAlign w:val="center"/>
+          </w:tcPr>
+          <w:p>
+            <w:pPr>
+              <w:jc w:val="center"/>
+            </w:pPr>
+            <w:r>
+              <w:rPr>
+                <w:rFonts w:ascii="Arial" w:cs="Arial" w:eastAsia="Arial" w:hAnsi="Arial"/>
+                <w:b/>
+                <w:bCs/>
+                <w:color w:val="C9A227"/>
+                <w:sz w:val="13"/>
+                <w:szCs w:val="13"/>
+              </w:rPr>
+              <w:t xml:space="preserve">SETS</w:t>
+            </w:r>
+          </w:p>
+        </w:tc>
+        <w:tc>
+          <w:tcPr>
+            <w:tcW w:type="dxa" w:w="420"/>
+            <w:tcBorders>
+              <w:top w:val="none" w:color="FFFFFF" w:sz="0"/>
+              <w:left w:val="none" w:color="FFFFFF" w:sz="0"/>
+              <w:bottom w:val="none" w:color="FFFFFF" w:sz="0"/>
+              <w:right w:val="none" w:color="FFFFFF" w:sz="0"/>
+            </w:tcBorders>
+            <w:shd w:fill="F5E8C0" w:color="auto" w:val="clear"/>
+            <w:tcMar>
+              <w:top w:type="dxa" w:w="40"/>
+              <w:left w:type="dxa" w:w="80"/>
+              <w:bottom w:type="dxa" w:w="40"/>
+              <w:right w:type="dxa" w:w="80"/>
+            </w:tcMar>
+            <w:vAlign w:val="center"/>
+          </w:tcPr>
+          <w:p>
+            <w:pPr>
+              <w:jc w:val="center"/>
+            </w:pPr>
+            <w:r>
+              <w:rPr>
+                <w:rFonts w:ascii="Arial" w:cs="Arial" w:eastAsia="Arial" w:hAnsi="Arial"/>
+                <w:b/>
+                <w:bCs/>
+                <w:color w:val="C9A227"/>
+                <w:sz w:val="13"/>
+                <w:szCs w:val="13"/>
+              </w:rPr>
+              <w:t xml:space="preserve">REPS</w:t>
+            </w:r>
+          </w:p>
+        </w:tc>
+        <w:tc>
+          <w:tcPr>
+            <w:tcW w:type="dxa" w:w="680"/>
+            <w:tcBorders>
+              <w:top w:val="none" w:color="FFFFFF" w:sz="0"/>
+              <w:left w:val="none" w:color="FFFFFF" w:sz="0"/>
+              <w:bottom w:val="none" w:color="FFFFFF" w:sz="0"/>
+              <w:right w:val="none" w:color="FFFFFF" w:sz="0"/>
+            </w:tcBorders>
+            <w:shd w:fill="F5E8C0" w:color="auto" w:val="clear"/>
+            <w:tcMar>
+              <w:top w:type="dxa" w:w="40"/>
+              <w:left w:type="dxa" w:w="80"/>
+              <w:bottom w:type="dxa" w:w="40"/>
+              <w:right w:type="dxa" w:w="80"/>
+            </w:tcMar>
+            <w:vAlign w:val="center"/>
+          </w:tcPr>
+          <w:p>
+            <w:pPr>
+              <w:jc w:val="center"/>
+            </w:pPr>
+            <w:r>
+              <w:rPr>
+                <w:rFonts w:ascii="Arial" w:cs="Arial" w:eastAsia="Arial" w:hAnsi="Arial"/>
+                <w:b/>
+                <w:bCs/>
+                <w:color w:val="C9A227"/>
+                <w:sz w:val="13"/>
+                <w:szCs w:val="13"/>
+              </w:rPr>
+              <w:t xml:space="preserve">LOAD</w:t>
+            </w:r>
+          </w:p>
+        </w:tc>
+        <w:tc>
+          <w:tcPr>
+            <w:tcW w:type="dxa" w:w="540"/>
+            <w:tcBorders>
+              <w:top w:val="none" w:color="FFFFFF" w:sz="0"/>
+              <w:left w:val="none" w:color="FFFFFF" w:sz="0"/>
+              <w:bottom w:val="none" w:color="FFFFFF" w:sz="0"/>
+              <w:right w:val="none" w:color="FFFFFF" w:sz="0"/>
+            </w:tcBorders>
+            <w:shd w:fill="F5E8C0" w:color="auto" w:val="clear"/>
+            <w:tcMar>
+              <w:top w:type="dxa" w:w="40"/>
+              <w:left w:type="dxa" w:w="80"/>
+              <w:bottom w:type="dxa" w:w="40"/>
+              <w:right w:type="dxa" w:w="80"/>
+            </w:tcMar>
+            <w:vAlign w:val="center"/>
+          </w:tcPr>
+          <w:p>
+            <w:pPr>
+              <w:jc w:val="center"/>
+            </w:pPr>
+            <w:r>
+              <w:rPr>
+                <w:rFonts w:ascii="Arial" w:cs="Arial" w:eastAsia="Arial" w:hAnsi="Arial"/>
+                <w:b/>
+                <w:bCs/>
+                <w:color w:val="C9A227"/>
+                <w:sz w:val="13"/>
+                <w:szCs w:val="13"/>
+              </w:rPr>
+              <w:t xml:space="preserve">TEMPO</w:t>
+            </w:r>
+          </w:p>
+        </w:tc>
+        <w:tc>
+          <w:tcPr>
+            <w:tcW w:type="dxa" w:w="440"/>
+            <w:tcBorders>
+              <w:top w:val="none" w:color="FFFFFF" w:sz="0"/>
+              <w:left w:val="none" w:color="FFFFFF" w:sz="0"/>
+              <w:bottom w:val="none" w:color="FFFFFF" w:sz="0"/>
+              <w:right w:val="none" w:color="FFFFFF" w:sz="0"/>
+            </w:tcBorders>
+            <w:shd w:fill="F5E8C0" w:color="auto" w:val="clear"/>
+            <w:tcMar>
+              <w:top w:type="dxa" w:w="40"/>
+              <w:left w:type="dxa" w:w="80"/>
+              <w:bottom w:type="dxa" w:w="40"/>
+              <w:right w:type="dxa" w:w="80"/>
+            </w:tcMar>
+            <w:vAlign w:val="center"/>
+          </w:tcPr>
+          <w:p>
+            <w:pPr>
+              <w:jc w:val="center"/>
+            </w:pPr>
+            <w:r>
+              <w:rPr>
+                <w:rFonts w:ascii="Arial" w:cs="Arial" w:eastAsia="Arial" w:hAnsi="Arial"/>
+                <w:b/>
+                <w:bCs/>
+                <w:color w:val="C9A227"/>
+                <w:sz w:val="13"/>
+                <w:szCs w:val="13"/>
+              </w:rPr>
+              <w:t xml:space="preserve">REST</w:t>
+            </w:r>
+          </w:p>
+        </w:tc>
+        <w:tc>
+          <w:tcPr>
+            <w:tcW w:type="dxa" w:w="5580"/>
+            <w:tcBorders>
+              <w:top w:val="none" w:color="FFFFFF" w:sz="0"/>
+              <w:left w:val="none" w:color="FFFFFF" w:sz="0"/>
+              <w:bottom w:val="none" w:color="FFFFFF" w:sz="0"/>
+              <w:right w:val="none" w:color="FFFFFF" w:sz="0"/>
+            </w:tcBorders>
+            <w:shd w:fill="F5E8C0" w:color="auto" w:val="clear"/>
+            <w:tcMar>
+              <w:top w:type="dxa" w:w="40"/>
+              <w:left w:type="dxa" w:w="80"/>
+              <w:bottom w:type="dxa" w:w="40"/>
+              <w:right w:type="dxa" w:w="80"/>
+            </w:tcMar>
+            <w:vAlign w:val="center"/>
+          </w:tcPr>
+          <w:p>
+            <w:pPr>
+              <w:jc w:val="left"/>
+            </w:pPr>
+            <w:r>
+              <w:rPr>
+                <w:rFonts w:ascii="Arial" w:cs="Arial" w:eastAsia="Arial" w:hAnsi="Arial"/>
+                <w:b/>
+                <w:bCs/>
+                <w:color w:val="C9A227"/>
+                <w:sz w:val="15"/>
+                <w:szCs w:val="15"/>
+              </w:rPr>
+              <w:t xml:space="preserve">COACHING CUE</w:t>
+            </w:r>
+          </w:p>
+        </w:tc>
+      </w:tr>
+      <w:tr>
+        <w:tc>
+          <w:tcPr>
+            <w:tcW w:type="dxa" w:w="2400"/>
+            <w:tcBorders>
+              <w:top w:val="none" w:color="FFFFFF" w:sz="0"/>
+              <w:left w:val="none" w:color="FFFFFF" w:sz="0"/>
+              <w:bottom w:val="none" w:color="FFFFFF" w:sz="0"/>
+              <w:right w:val="none" w:color="FFFFFF" w:sz="0"/>
+            </w:tcBorders>
+            <w:shd w:fill="FAF3E0" w:color="auto" w:val="clear"/>
+            <w:tcMar>
+              <w:top w:type="dxa" w:w="40"/>
+              <w:left w:type="dxa" w:w="80"/>
+              <w:bottom w:type="dxa" w:w="40"/>
+              <w:right w:type="dxa" w:w="80"/>
+            </w:tcMar>
+            <w:vAlign w:val="center"/>
+          </w:tcPr>
+          <w:p>
+            <w:r>
+              <w:rPr>
+                <w:rFonts w:ascii="Arial" w:cs="Arial" w:eastAsia="Arial" w:hAnsi="Arial"/>
+                <w:b/>
+                <w:bCs/>
+                <w:color w:val="2C2C2C"/>
+                <w:sz w:val="18"/>
+                <w:szCs w:val="18"/>
+              </w:rPr>
+              <w:t xml:space="preserve">Banded Dorsiflexion Pull</w:t>
+            </w:r>
+          </w:p>
+        </w:tc>
+        <w:tc>
+          <w:tcPr>
+            <w:tcW w:type="dxa" w:w="380"/>
+            <w:tcBorders>
+              <w:top w:val="none" w:color="FFFFFF" w:sz="0"/>
+              <w:left w:val="none" w:color="FFFFFF" w:sz="0"/>
+              <w:bottom w:val="none" w:color="FFFFFF" w:sz="0"/>
+              <w:right w:val="none" w:color="FFFFFF" w:sz="0"/>
+            </w:tcBorders>
+            <w:shd w:fill="FAF3E0" w:color="auto" w:val="clear"/>
+            <w:tcMar>
+              <w:top w:type="dxa" w:w="40"/>
+              <w:left w:type="dxa" w:w="80"/>
+              <w:bottom w:type="dxa" w:w="40"/>
+              <w:right w:type="dxa" w:w="80"/>
+            </w:tcMar>
+            <w:vAlign w:val="center"/>
+          </w:tcPr>
+          <w:p>
+            <w:pPr>
+              <w:jc w:val="center"/>
+            </w:pPr>
+            <w:r>
+              <w:rPr>
+                <w:rFonts w:ascii="Arial" w:cs="Arial" w:eastAsia="Arial" w:hAnsi="Arial"/>
+                <w:color w:val="6B6B6B"/>
+                <w:sz w:val="15"/>
+                <w:szCs w:val="15"/>
+              </w:rPr>
+              <w:t xml:space="preserve">3</w:t>
+            </w:r>
+          </w:p>
+        </w:tc>
+        <w:tc>
+          <w:tcPr>
+            <w:tcW w:type="dxa" w:w="420"/>
+            <w:tcBorders>
+              <w:top w:val="none" w:color="FFFFFF" w:sz="0"/>
+              <w:left w:val="none" w:color="FFFFFF" w:sz="0"/>
+              <w:bottom w:val="none" w:color="FFFFFF" w:sz="0"/>
+              <w:right w:val="none" w:color="FFFFFF" w:sz="0"/>
+            </w:tcBorders>
+            <w:shd w:fill="FAF3E0" w:color="auto" w:val="clear"/>
+            <w:tcMar>
+              <w:top w:type="dxa" w:w="40"/>
+              <w:left w:type="dxa" w:w="80"/>
+              <w:bottom w:type="dxa" w:w="40"/>
+              <w:right w:type="dxa" w:w="80"/>
+            </w:tcMar>
+            <w:vAlign w:val="center"/>
+          </w:tcPr>
+          <w:p>
+            <w:pPr>
+              <w:jc w:val="center"/>
+            </w:pPr>
+            <w:r>
+              <w:rPr>
+                <w:rFonts w:ascii="Arial" w:cs="Arial" w:eastAsia="Arial" w:hAnsi="Arial"/>
+                <w:color w:val="6B6B6B"/>
+                <w:sz w:val="15"/>
+                <w:szCs w:val="15"/>
+              </w:rPr>
+              <w:t xml:space="preserve">20–25</w:t>
+            </w:r>
+          </w:p>
+        </w:tc>
+        <w:tc>
+          <w:tcPr>
+            <w:tcW w:type="dxa" w:w="680"/>
+            <w:tcBorders>
+              <w:top w:val="none" w:color="FFFFFF" w:sz="0"/>
+              <w:left w:val="none" w:color="FFFFFF" w:sz="0"/>
+              <w:bottom w:val="none" w:color="FFFFFF" w:sz="0"/>
+              <w:right w:val="none" w:color="FFFFFF" w:sz="0"/>
+            </w:tcBorders>
+            <w:shd w:fill="FAF3E0" w:color="auto" w:val="clear"/>
+            <w:tcMar>
+              <w:top w:type="dxa" w:w="40"/>
+              <w:left w:type="dxa" w:w="80"/>
+              <w:bottom w:type="dxa" w:w="40"/>
+              <w:right w:type="dxa" w:w="80"/>
+            </w:tcMar>
+            <w:vAlign w:val="center"/>
+          </w:tcPr>
+          <w:p>
+            <w:pPr>
+              <w:jc w:val="center"/>
+            </w:pPr>
+            <w:r>
+              <w:rPr>
+                <w:rFonts w:ascii="Arial" w:cs="Arial" w:eastAsia="Arial" w:hAnsi="Arial"/>
+                <w:color w:val="6B6B6B"/>
+                <w:sz w:val="15"/>
+                <w:szCs w:val="15"/>
+              </w:rPr>
+              <w:t xml:space="preserve">light band</w:t>
+            </w:r>
+          </w:p>
+        </w:tc>
+        <w:tc>
+          <w:tcPr>
+            <w:tcW w:type="dxa" w:w="540"/>
+            <w:tcBorders>
+              <w:top w:val="none" w:color="FFFFFF" w:sz="0"/>
+              <w:left w:val="none" w:color="FFFFFF" w:sz="0"/>
+              <w:bottom w:val="none" w:color="FFFFFF" w:sz="0"/>
+              <w:right w:val="none" w:color="FFFFFF" w:sz="0"/>
+            </w:tcBorders>
+            <w:shd w:fill="FAF3E0" w:color="auto" w:val="clear"/>
+            <w:tcMar>
+              <w:top w:type="dxa" w:w="40"/>
+              <w:left w:type="dxa" w:w="80"/>
+              <w:bottom w:type="dxa" w:w="40"/>
+              <w:right w:type="dxa" w:w="80"/>
+            </w:tcMar>
+            <w:vAlign w:val="center"/>
+          </w:tcPr>
+          <w:p>
+            <w:pPr>
+              <w:jc w:val="center"/>
+            </w:pPr>
+            <w:r>
+              <w:rPr>
+                <w:rFonts w:ascii="Arial" w:cs="Arial" w:eastAsia="Arial" w:hAnsi="Arial"/>
+                <w:color w:val="6B6B6B"/>
+                <w:sz w:val="15"/>
+                <w:szCs w:val="15"/>
+              </w:rPr>
+              <w:t xml:space="preserve">controlled + 1s hold</w:t>
+            </w:r>
+          </w:p>
+        </w:tc>
+        <w:tc>
+          <w:tcPr>
+            <w:tcW w:type="dxa" w:w="440"/>
+            <w:tcBorders>
+              <w:top w:val="none" w:color="FFFFFF" w:sz="0"/>
+              <w:left w:val="none" w:color="FFFFFF" w:sz="0"/>
+              <w:bottom w:val="none" w:color="FFFFFF" w:sz="0"/>
+              <w:right w:val="none" w:color="FFFFFF" w:sz="0"/>
+            </w:tcBorders>
+            <w:shd w:fill="FAF3E0" w:color="auto" w:val="clear"/>
+            <w:tcMar>
+              <w:top w:type="dxa" w:w="40"/>
+              <w:left w:type="dxa" w:w="80"/>
+              <w:bottom w:type="dxa" w:w="40"/>
+              <w:right w:type="dxa" w:w="80"/>
+            </w:tcMar>
+            <w:vAlign w:val="center"/>
+          </w:tcPr>
+          <w:p>
+            <w:pPr>
+              <w:jc w:val="center"/>
+            </w:pPr>
+            <w:r>
+              <w:rPr>
+                <w:rFonts w:ascii="Arial" w:cs="Arial" w:eastAsia="Arial" w:hAnsi="Arial"/>
+                <w:color w:val="6B6B6B"/>
+                <w:sz w:val="15"/>
+                <w:szCs w:val="15"/>
+              </w:rPr>
+              <w:t xml:space="preserve">30s</w:t>
+            </w:r>
+          </w:p>
+        </w:tc>
+        <w:tc>
+          <w:tcPr>
+            <w:tcW w:type="dxa" w:w="5580"/>
+            <w:tcBorders>
+              <w:top w:val="none" w:color="FFFFFF" w:sz="0"/>
+              <w:left w:val="none" w:color="FFFFFF" w:sz="0"/>
+              <w:bottom w:val="none" w:color="FFFFFF" w:sz="0"/>
+              <w:right w:val="none" w:color="FFFFFF" w:sz="0"/>
+            </w:tcBorders>
+            <w:shd w:fill="FAF3E0" w:color="auto" w:val="clear"/>
+            <w:tcMar>
+              <w:top w:type="dxa" w:w="40"/>
+              <w:left w:type="dxa" w:w="80"/>
+              <w:bottom w:type="dxa" w:w="40"/>
+              <w:right w:type="dxa" w:w="80"/>
+            </w:tcMar>
+            <w:vAlign w:val="center"/>
+          </w:tcPr>
+          <w:p>
+            <w:r>
+              <w:rPr>
+                <w:rFonts w:ascii="Arial" w:cs="Arial" w:eastAsia="Arial" w:hAnsi="Arial"/>
+                <w:color w:val="6B6B6B"/>
+                <w:sz w:val="17"/>
+                <w:szCs w:val="17"/>
+              </w:rPr>
+              <w:t xml:space="preserve">Seated, loop the band around your forefoot and anchor it to a door anchor or sturdy furniture leg in front of you. Self-check: your knee should stay completely still — only the ankle moves. If you can't tell whether it's drifting, film a quick clip on your phone; if the knee bends to help pull, the band is too heavy. Pull toes to shin, hold 1s, release slowly.</w:t>
+            </w:r>
+          </w:p>
+        </w:tc>
+      </w:tr>
+    </w:tbl>
+    <w:p>
+      <w:pPr>
+        <w:spacing w:after="100"/>
+      </w:pPr>
+    </w:p>
+    <w:p>
+      <w:pPr>
+        <w:pBdr>
+          <w:bottom w:val="single" w:color="E53935" w:sz="4" w:space="2"/>
+        </w:pBdr>
+        <w:spacing w:after="80" w:before="120"/>
+      </w:pPr>
+      <w:r>
+        <w:rPr>
+          <w:rFonts w:ascii="Arial" w:cs="Arial" w:eastAsia="Arial" w:hAnsi="Arial"/>
+          <w:b/>
+          <w:bCs/>
+          <w:color w:val="E53935"/>
+          <w:sz w:val="17"/>
+          <w:szCs w:val="17"/>
+        </w:rPr>
+        <w:t xml:space="preserve">Block D — Shoulder Care &amp; Rotator Cuff</w:t>
+      </w:r>
+    </w:p>
+    <w:p>
+      <w:pPr>
+        <w:spacing w:after="100"/>
+      </w:pPr>
+      <w:r>
+        <w:rPr>
+          <w:rFonts w:ascii="Arial" w:cs="Arial" w:eastAsia="Arial" w:hAnsi="Arial"/>
+          <w:b/>
+          <w:bCs/>
+          <w:color w:val="E53935"/>
+          <w:sz w:val="17"/>
+          <w:szCs w:val="17"/>
+        </w:rPr>
+        <w:t xml:space="preserve">Why:  </w:t>
+      </w:r>
+      <w:r>
+        <w:rPr>
+          <w:rFonts w:ascii="Arial" w:cs="Arial" w:eastAsia="Arial" w:hAnsi="Arial"/>
+          <w:color w:val="2C2C2C"/>
+          <w:sz w:val="17"/>
+          <w:szCs w:val="17"/>
+        </w:rPr>
+        <w:t xml:space="preserve">Dedicated strengthening for Johnna's frozen shoulder (adhesive capsulitis) history. Both banded rotation directions work the rotator cuff within her current pain-free range — this is active strengthening, not restriction. Scapular Wall Slide closes the block: real rotator-cuff strengthening protocols commonly pair rotational work with scapular stability (see Research Basis below), and this is the same movement already established in her main plan's Day 2 warm-up and Block A.</w:t>
+      </w:r>
+    </w:p>
+    <w:tbl>
+      <w:tblPr>
+        <w:tblW w:type="dxa" w:w="10440"/>
+        <w:tblBorders>
+          <w:top w:val="none" w:color="FFFFFF" w:sz="0"/>
+          <w:left w:val="none" w:color="FFFFFF" w:sz="0"/>
+          <w:bottom w:val="none" w:color="FFFFFF" w:sz="0"/>
+          <w:right w:val="none" w:color="FFFFFF" w:sz="0"/>
+          <w:insideH w:val="single" w:color="auto" w:sz="4"/>
+          <w:insideV w:val="single" w:color="auto" w:sz="4"/>
+        </w:tblBorders>
+      </w:tblPr>
+      <w:tblGrid>
+        <w:gridCol w:w="2400"/>
+        <w:gridCol w:w="380"/>
+        <w:gridCol w:w="420"/>
+        <w:gridCol w:w="680"/>
+        <w:gridCol w:w="540"/>
+        <w:gridCol w:w="440"/>
+        <w:gridCol w:w="5580"/>
+      </w:tblGrid>
+      <w:tr>
+        <w:tc>
+          <w:tcPr>
+            <w:tcW w:type="dxa" w:w="2400"/>
+            <w:tcBorders>
+              <w:top w:val="none" w:color="FFFFFF" w:sz="0"/>
+              <w:left w:val="none" w:color="FFFFFF" w:sz="0"/>
+              <w:bottom w:val="none" w:color="FFFFFF" w:sz="0"/>
+              <w:right w:val="none" w:color="FFFFFF" w:sz="0"/>
+            </w:tcBorders>
+            <w:shd w:fill="FFEBEE" w:color="auto" w:val="clear"/>
+            <w:tcMar>
+              <w:top w:type="dxa" w:w="40"/>
+              <w:left w:type="dxa" w:w="80"/>
+              <w:bottom w:type="dxa" w:w="40"/>
+              <w:right w:type="dxa" w:w="80"/>
+            </w:tcMar>
+            <w:vAlign w:val="center"/>
+          </w:tcPr>
+          <w:p>
+            <w:pPr>
+              <w:jc w:val="left"/>
+            </w:pPr>
+            <w:r>
+              <w:rPr>
+                <w:rFonts w:ascii="Arial" w:cs="Arial" w:eastAsia="Arial" w:hAnsi="Arial"/>
+                <w:b/>
+                <w:bCs/>
+                <w:color w:val="E53935"/>
+                <w:sz w:val="15"/>
+                <w:szCs w:val="15"/>
+              </w:rPr>
+              <w:t xml:space="preserve">EXERCISE</w:t>
+            </w:r>
+          </w:p>
+        </w:tc>
+        <w:tc>
+          <w:tcPr>
+            <w:tcW w:type="dxa" w:w="380"/>
+            <w:tcBorders>
+              <w:top w:val="none" w:color="FFFFFF" w:sz="0"/>
+              <w:left w:val="none" w:color="FFFFFF" w:sz="0"/>
+              <w:bottom w:val="none" w:color="FFFFFF" w:sz="0"/>
+              <w:right w:val="none" w:color="FFFFFF" w:sz="0"/>
+            </w:tcBorders>
+            <w:shd w:fill="FFEBEE" w:color="auto" w:val="clear"/>
+            <w:tcMar>
+              <w:top w:type="dxa" w:w="40"/>
+              <w:left w:type="dxa" w:w="80"/>
+              <w:bottom w:type="dxa" w:w="40"/>
+              <w:right w:type="dxa" w:w="80"/>
+            </w:tcMar>
+            <w:vAlign w:val="center"/>
+          </w:tcPr>
+          <w:p>
+            <w:pPr>
+              <w:jc w:val="center"/>
+            </w:pPr>
+            <w:r>
+              <w:rPr>
+                <w:rFonts w:ascii="Arial" w:cs="Arial" w:eastAsia="Arial" w:hAnsi="Arial"/>
+                <w:b/>
+                <w:bCs/>
+                <w:color w:val="E53935"/>
+                <w:sz w:val="13"/>
+                <w:szCs w:val="13"/>
+              </w:rPr>
+              <w:t xml:space="preserve">SETS</w:t>
+            </w:r>
+          </w:p>
+        </w:tc>
+        <w:tc>
+          <w:tcPr>
+            <w:tcW w:type="dxa" w:w="420"/>
+            <w:tcBorders>
+              <w:top w:val="none" w:color="FFFFFF" w:sz="0"/>
+              <w:left w:val="none" w:color="FFFFFF" w:sz="0"/>
+              <w:bottom w:val="none" w:color="FFFFFF" w:sz="0"/>
+              <w:right w:val="none" w:color="FFFFFF" w:sz="0"/>
+            </w:tcBorders>
+            <w:shd w:fill="FFEBEE" w:color="auto" w:val="clear"/>
+            <w:tcMar>
+              <w:top w:type="dxa" w:w="40"/>
+              <w:left w:type="dxa" w:w="80"/>
+              <w:bottom w:type="dxa" w:w="40"/>
+              <w:right w:type="dxa" w:w="80"/>
+            </w:tcMar>
+            <w:vAlign w:val="center"/>
+          </w:tcPr>
+          <w:p>
+            <w:pPr>
+              <w:jc w:val="center"/>
+            </w:pPr>
+            <w:r>
+              <w:rPr>
+                <w:rFonts w:ascii="Arial" w:cs="Arial" w:eastAsia="Arial" w:hAnsi="Arial"/>
+                <w:b/>
+                <w:bCs/>
+                <w:color w:val="E53935"/>
+                <w:sz w:val="13"/>
+                <w:szCs w:val="13"/>
+              </w:rPr>
+              <w:t xml:space="preserve">REPS</w:t>
+            </w:r>
+          </w:p>
+        </w:tc>
+        <w:tc>
+          <w:tcPr>
+            <w:tcW w:type="dxa" w:w="680"/>
+            <w:tcBorders>
+              <w:top w:val="none" w:color="FFFFFF" w:sz="0"/>
+              <w:left w:val="none" w:color="FFFFFF" w:sz="0"/>
+              <w:bottom w:val="none" w:color="FFFFFF" w:sz="0"/>
+              <w:right w:val="none" w:color="FFFFFF" w:sz="0"/>
+            </w:tcBorders>
+            <w:shd w:fill="FFEBEE" w:color="auto" w:val="clear"/>
+            <w:tcMar>
+              <w:top w:type="dxa" w:w="40"/>
+              <w:left w:type="dxa" w:w="80"/>
+              <w:bottom w:type="dxa" w:w="40"/>
+              <w:right w:type="dxa" w:w="80"/>
+            </w:tcMar>
+            <w:vAlign w:val="center"/>
+          </w:tcPr>
+          <w:p>
+            <w:pPr>
+              <w:jc w:val="center"/>
+            </w:pPr>
+            <w:r>
+              <w:rPr>
+                <w:rFonts w:ascii="Arial" w:cs="Arial" w:eastAsia="Arial" w:hAnsi="Arial"/>
+                <w:b/>
+                <w:bCs/>
+                <w:color w:val="E53935"/>
+                <w:sz w:val="13"/>
+                <w:szCs w:val="13"/>
+              </w:rPr>
+              <w:t xml:space="preserve">LOAD</w:t>
+            </w:r>
+          </w:p>
+        </w:tc>
+        <w:tc>
+          <w:tcPr>
+            <w:tcW w:type="dxa" w:w="540"/>
+            <w:tcBorders>
+              <w:top w:val="none" w:color="FFFFFF" w:sz="0"/>
+              <w:left w:val="none" w:color="FFFFFF" w:sz="0"/>
+              <w:bottom w:val="none" w:color="FFFFFF" w:sz="0"/>
+              <w:right w:val="none" w:color="FFFFFF" w:sz="0"/>
+            </w:tcBorders>
+            <w:shd w:fill="FFEBEE" w:color="auto" w:val="clear"/>
+            <w:tcMar>
+              <w:top w:type="dxa" w:w="40"/>
+              <w:left w:type="dxa" w:w="80"/>
+              <w:bottom w:type="dxa" w:w="40"/>
+              <w:right w:type="dxa" w:w="80"/>
+            </w:tcMar>
+            <w:vAlign w:val="center"/>
+          </w:tcPr>
+          <w:p>
+            <w:pPr>
+              <w:jc w:val="center"/>
+            </w:pPr>
+            <w:r>
+              <w:rPr>
+                <w:rFonts w:ascii="Arial" w:cs="Arial" w:eastAsia="Arial" w:hAnsi="Arial"/>
+                <w:b/>
+                <w:bCs/>
+                <w:color w:val="E53935"/>
+                <w:sz w:val="13"/>
+                <w:szCs w:val="13"/>
+              </w:rPr>
+              <w:t xml:space="preserve">TEMPO</w:t>
+            </w:r>
+          </w:p>
+        </w:tc>
+        <w:tc>
+          <w:tcPr>
+            <w:tcW w:type="dxa" w:w="440"/>
+            <w:tcBorders>
+              <w:top w:val="none" w:color="FFFFFF" w:sz="0"/>
+              <w:left w:val="none" w:color="FFFFFF" w:sz="0"/>
+              <w:bottom w:val="none" w:color="FFFFFF" w:sz="0"/>
+              <w:right w:val="none" w:color="FFFFFF" w:sz="0"/>
+            </w:tcBorders>
+            <w:shd w:fill="FFEBEE" w:color="auto" w:val="clear"/>
+            <w:tcMar>
+              <w:top w:type="dxa" w:w="40"/>
+              <w:left w:type="dxa" w:w="80"/>
+              <w:bottom w:type="dxa" w:w="40"/>
+              <w:right w:type="dxa" w:w="80"/>
+            </w:tcMar>
+            <w:vAlign w:val="center"/>
+          </w:tcPr>
+          <w:p>
+            <w:pPr>
+              <w:jc w:val="center"/>
+            </w:pPr>
+            <w:r>
+              <w:rPr>
+                <w:rFonts w:ascii="Arial" w:cs="Arial" w:eastAsia="Arial" w:hAnsi="Arial"/>
+                <w:b/>
+                <w:bCs/>
+                <w:color w:val="E53935"/>
+                <w:sz w:val="13"/>
+                <w:szCs w:val="13"/>
+              </w:rPr>
+              <w:t xml:space="preserve">REST</w:t>
+            </w:r>
+          </w:p>
+        </w:tc>
+        <w:tc>
+          <w:tcPr>
+            <w:tcW w:type="dxa" w:w="5580"/>
+            <w:tcBorders>
+              <w:top w:val="none" w:color="FFFFFF" w:sz="0"/>
+              <w:left w:val="none" w:color="FFFFFF" w:sz="0"/>
+              <w:bottom w:val="none" w:color="FFFFFF" w:sz="0"/>
+              <w:right w:val="none" w:color="FFFFFF" w:sz="0"/>
+            </w:tcBorders>
+            <w:shd w:fill="FFEBEE" w:color="auto" w:val="clear"/>
+            <w:tcMar>
+              <w:top w:type="dxa" w:w="40"/>
+              <w:left w:type="dxa" w:w="80"/>
+              <w:bottom w:type="dxa" w:w="40"/>
+              <w:right w:type="dxa" w:w="80"/>
+            </w:tcMar>
+            <w:vAlign w:val="center"/>
+          </w:tcPr>
+          <w:p>
+            <w:pPr>
+              <w:jc w:val="left"/>
+            </w:pPr>
+            <w:r>
+              <w:rPr>
+                <w:rFonts w:ascii="Arial" w:cs="Arial" w:eastAsia="Arial" w:hAnsi="Arial"/>
+                <w:b/>
+                <w:bCs/>
+                <w:color w:val="E53935"/>
+                <w:sz w:val="15"/>
+                <w:szCs w:val="15"/>
+              </w:rPr>
+              <w:t xml:space="preserve">COACHING CUE</w:t>
+            </w:r>
+          </w:p>
+        </w:tc>
+      </w:tr>
+      <w:tr>
+        <w:tc>
+          <w:tcPr>
+            <w:tcW w:type="dxa" w:w="2400"/>
+            <w:tcBorders>
+              <w:top w:val="none" w:color="FFFFFF" w:sz="0"/>
+              <w:left w:val="none" w:color="FFFFFF" w:sz="0"/>
+              <w:bottom w:val="none" w:color="FFFFFF" w:sz="0"/>
+              <w:right w:val="none" w:color="FFFFFF" w:sz="0"/>
+            </w:tcBorders>
+            <w:shd w:fill="FFF5F5" w:color="auto" w:val="clear"/>
+            <w:tcMar>
+              <w:top w:type="dxa" w:w="40"/>
+              <w:left w:type="dxa" w:w="80"/>
+              <w:bottom w:type="dxa" w:w="40"/>
+              <w:right w:type="dxa" w:w="80"/>
+            </w:tcMar>
+            <w:vAlign w:val="center"/>
+          </w:tcPr>
+          <w:p>
+            <w:r>
+              <w:rPr>
+                <w:rFonts w:ascii="Arial" w:cs="Arial" w:eastAsia="Arial" w:hAnsi="Arial"/>
+                <w:b/>
+                <w:bCs/>
+                <w:color w:val="2C2C2C"/>
+                <w:sz w:val="18"/>
+                <w:szCs w:val="18"/>
+              </w:rPr>
               <w:t xml:space="preserve">Band Internal Rotation (Elbow at Side)</w:t>
             </w:r>
           </w:p>
@@ -1348,6 +3491,235 @@
                 <w:szCs w:val="17"/>
               </w:rPr>
               <w:t xml:space="preserve">Same anchor setup as internal rotation (door anchor or sturdy furniture leg, elbow height). Elbow stays pinned to your ribs, rotate the forearm outward within pain-free range only, return slow. Stop at the first sign of sharp or pinching sensation.</w:t>
+            </w:r>
+          </w:p>
+        </w:tc>
+      </w:tr>
+      <w:tr>
+        <w:tc>
+          <w:tcPr>
+            <w:tcW w:type="dxa" w:w="2400"/>
+            <w:tcBorders>
+              <w:top w:val="none" w:color="FFFFFF" w:sz="0"/>
+              <w:left w:val="none" w:color="FFFFFF" w:sz="0"/>
+              <w:bottom w:val="none" w:color="FFFFFF" w:sz="0"/>
+              <w:right w:val="none" w:color="FFFFFF" w:sz="0"/>
+            </w:tcBorders>
+            <w:shd w:fill="FFF5F5" w:color="auto" w:val="clear"/>
+            <w:tcMar>
+              <w:top w:type="dxa" w:w="40"/>
+              <w:left w:type="dxa" w:w="80"/>
+              <w:bottom w:type="dxa" w:w="40"/>
+              <w:right w:type="dxa" w:w="80"/>
+            </w:tcMar>
+            <w:vAlign w:val="center"/>
+          </w:tcPr>
+          <w:p>
+            <w:r>
+              <w:rPr>
+                <w:rFonts w:ascii="Arial" w:cs="Arial" w:eastAsia="Arial" w:hAnsi="Arial"/>
+                <w:b/>
+                <w:bCs/>
+                <w:color w:val="2C2C2C"/>
+                <w:sz w:val="18"/>
+                <w:szCs w:val="18"/>
+              </w:rPr>
+              <w:t xml:space="preserve">Scapular Wall Slide</w:t>
+            </w:r>
+          </w:p>
+        </w:tc>
+        <w:tc>
+          <w:tcPr>
+            <w:tcW w:type="dxa" w:w="380"/>
+            <w:tcBorders>
+              <w:top w:val="none" w:color="FFFFFF" w:sz="0"/>
+              <w:left w:val="none" w:color="FFFFFF" w:sz="0"/>
+              <w:bottom w:val="none" w:color="FFFFFF" w:sz="0"/>
+              <w:right w:val="none" w:color="FFFFFF" w:sz="0"/>
+            </w:tcBorders>
+            <w:shd w:fill="FFF5F5" w:color="auto" w:val="clear"/>
+            <w:tcMar>
+              <w:top w:type="dxa" w:w="40"/>
+              <w:left w:type="dxa" w:w="80"/>
+              <w:bottom w:type="dxa" w:w="40"/>
+              <w:right w:type="dxa" w:w="80"/>
+            </w:tcMar>
+            <w:vAlign w:val="center"/>
+          </w:tcPr>
+          <w:p>
+            <w:pPr>
+              <w:jc w:val="center"/>
+            </w:pPr>
+            <w:r>
+              <w:rPr>
+                <w:rFonts w:ascii="Arial" w:cs="Arial" w:eastAsia="Arial" w:hAnsi="Arial"/>
+                <w:color w:val="6B6B6B"/>
+                <w:sz w:val="15"/>
+                <w:szCs w:val="15"/>
+              </w:rPr>
+              <w:t xml:space="preserve">2</w:t>
+            </w:r>
+          </w:p>
+        </w:tc>
+        <w:tc>
+          <w:tcPr>
+            <w:tcW w:type="dxa" w:w="420"/>
+            <w:tcBorders>
+              <w:top w:val="none" w:color="FFFFFF" w:sz="0"/>
+              <w:left w:val="none" w:color="FFFFFF" w:sz="0"/>
+              <w:bottom w:val="none" w:color="FFFFFF" w:sz="0"/>
+              <w:right w:val="none" w:color="FFFFFF" w:sz="0"/>
+            </w:tcBorders>
+            <w:shd w:fill="FFF5F5" w:color="auto" w:val="clear"/>
+            <w:tcMar>
+              <w:top w:type="dxa" w:w="40"/>
+              <w:left w:type="dxa" w:w="80"/>
+              <w:bottom w:type="dxa" w:w="40"/>
+              <w:right w:type="dxa" w:w="80"/>
+            </w:tcMar>
+            <w:vAlign w:val="center"/>
+          </w:tcPr>
+          <w:p>
+            <w:pPr>
+              <w:jc w:val="center"/>
+            </w:pPr>
+            <w:r>
+              <w:rPr>
+                <w:rFonts w:ascii="Arial" w:cs="Arial" w:eastAsia="Arial" w:hAnsi="Arial"/>
+                <w:color w:val="6B6B6B"/>
+                <w:sz w:val="15"/>
+                <w:szCs w:val="15"/>
+              </w:rPr>
+              <w:t xml:space="preserve">10</w:t>
+            </w:r>
+          </w:p>
+        </w:tc>
+        <w:tc>
+          <w:tcPr>
+            <w:tcW w:type="dxa" w:w="680"/>
+            <w:tcBorders>
+              <w:top w:val="none" w:color="FFFFFF" w:sz="0"/>
+              <w:left w:val="none" w:color="FFFFFF" w:sz="0"/>
+              <w:bottom w:val="none" w:color="FFFFFF" w:sz="0"/>
+              <w:right w:val="none" w:color="FFFFFF" w:sz="0"/>
+            </w:tcBorders>
+            <w:shd w:fill="FFF5F5" w:color="auto" w:val="clear"/>
+            <w:tcMar>
+              <w:top w:type="dxa" w:w="40"/>
+              <w:left w:type="dxa" w:w="80"/>
+              <w:bottom w:type="dxa" w:w="40"/>
+              <w:right w:type="dxa" w:w="80"/>
+            </w:tcMar>
+            <w:vAlign w:val="center"/>
+          </w:tcPr>
+          <w:p>
+            <w:pPr>
+              <w:jc w:val="center"/>
+            </w:pPr>
+            <w:r>
+              <w:rPr>
+                <w:rFonts w:ascii="Arial" w:cs="Arial" w:eastAsia="Arial" w:hAnsi="Arial"/>
+                <w:color w:val="6B6B6B"/>
+                <w:sz w:val="15"/>
+                <w:szCs w:val="15"/>
+              </w:rPr>
+              <w:t xml:space="preserve">bodyweight</w:t>
+            </w:r>
+          </w:p>
+        </w:tc>
+        <w:tc>
+          <w:tcPr>
+            <w:tcW w:type="dxa" w:w="540"/>
+            <w:tcBorders>
+              <w:top w:val="none" w:color="FFFFFF" w:sz="0"/>
+              <w:left w:val="none" w:color="FFFFFF" w:sz="0"/>
+              <w:bottom w:val="none" w:color="FFFFFF" w:sz="0"/>
+              <w:right w:val="none" w:color="FFFFFF" w:sz="0"/>
+            </w:tcBorders>
+            <w:shd w:fill="FFF5F5" w:color="auto" w:val="clear"/>
+            <w:tcMar>
+              <w:top w:type="dxa" w:w="40"/>
+              <w:left w:type="dxa" w:w="80"/>
+              <w:bottom w:type="dxa" w:w="40"/>
+              <w:right w:type="dxa" w:w="80"/>
+            </w:tcMar>
+            <w:vAlign w:val="center"/>
+          </w:tcPr>
+          <w:p>
+            <w:pPr>
+              <w:jc w:val="center"/>
+            </w:pPr>
+            <w:r>
+              <w:rPr>
+                <w:rFonts w:ascii="Arial" w:cs="Arial" w:eastAsia="Arial" w:hAnsi="Arial"/>
+                <w:color w:val="6B6B6B"/>
+                <w:sz w:val="15"/>
+                <w:szCs w:val="15"/>
+              </w:rPr>
+              <w:t xml:space="preserve">controlled</w:t>
+            </w:r>
+          </w:p>
+        </w:tc>
+        <w:tc>
+          <w:tcPr>
+            <w:tcW w:type="dxa" w:w="440"/>
+            <w:tcBorders>
+              <w:top w:val="none" w:color="FFFFFF" w:sz="0"/>
+              <w:left w:val="none" w:color="FFFFFF" w:sz="0"/>
+              <w:bottom w:val="none" w:color="FFFFFF" w:sz="0"/>
+              <w:right w:val="none" w:color="FFFFFF" w:sz="0"/>
+            </w:tcBorders>
+            <w:shd w:fill="FFF5F5" w:color="auto" w:val="clear"/>
+            <w:tcMar>
+              <w:top w:type="dxa" w:w="40"/>
+              <w:left w:type="dxa" w:w="80"/>
+              <w:bottom w:type="dxa" w:w="40"/>
+              <w:right w:type="dxa" w:w="80"/>
+            </w:tcMar>
+            <w:vAlign w:val="center"/>
+          </w:tcPr>
+          <w:p>
+            <w:pPr>
+              <w:jc w:val="center"/>
+            </w:pPr>
+            <w:r>
+              <w:rPr>
+                <w:rFonts w:ascii="Arial" w:cs="Arial" w:eastAsia="Arial" w:hAnsi="Arial"/>
+                <w:color w:val="6B6B6B"/>
+                <w:sz w:val="15"/>
+                <w:szCs w:val="15"/>
+              </w:rPr>
+              <w:t xml:space="preserve">30s</w:t>
+            </w:r>
+          </w:p>
+        </w:tc>
+        <w:tc>
+          <w:tcPr>
+            <w:tcW w:type="dxa" w:w="5580"/>
+            <w:tcBorders>
+              <w:top w:val="none" w:color="FFFFFF" w:sz="0"/>
+              <w:left w:val="none" w:color="FFFFFF" w:sz="0"/>
+              <w:bottom w:val="none" w:color="FFFFFF" w:sz="0"/>
+              <w:right w:val="none" w:color="FFFFFF" w:sz="0"/>
+            </w:tcBorders>
+            <w:shd w:fill="FFF5F5" w:color="auto" w:val="clear"/>
+            <w:tcMar>
+              <w:top w:type="dxa" w:w="40"/>
+              <w:left w:type="dxa" w:w="80"/>
+              <w:bottom w:type="dxa" w:w="40"/>
+              <w:right w:type="dxa" w:w="80"/>
+            </w:tcMar>
+            <w:vAlign w:val="center"/>
+          </w:tcPr>
+          <w:p>
+            <w:r>
+              <w:rPr>
+                <w:rFonts w:ascii="Arial" w:cs="Arial" w:eastAsia="Arial" w:hAnsi="Arial"/>
+                <w:color w:val="6B6B6B"/>
+                <w:sz w:val="17"/>
+                <w:szCs w:val="17"/>
+              </w:rPr>
+              <w:t xml:space="preserve">Ribs down, slide within comfortable range, low back flat. Same movement from her main plan's Day 2 warm-up and Block A.</w:t>
             </w:r>
           </w:p>
         </w:tc>
@@ -1405,7 +3777,7 @@
           <w:sz w:val="17"/>
           <w:szCs w:val="17"/>
         </w:rPr>
-        <w:t xml:space="preserve">90/90 Hip Switch w/ Extension: Rehab Hero's 90/90 Hip Switch exercise library entry and the Institute of Motion's Seated 90/90 Hip Switches w/ Hip Extension — the extension phase links hip rotational mobility directly to glute/posterior-chain activation, supporting squat, lunge, and deadlift mechanics. Banded Dorsiflexion Pull: Bodybuilding Wizard's Resistance Band Tibialis Raise protocol and the Foot &amp; Ankle Institute's Home Training Program for Tibialis Anterior Tendinitis — standard rehab/prevention dosing of 3×20–25 reps, progressing band resistance over time, builds ankle-dorsiflexion control and reduces shin-splint risk. Band Internal/External Rotation: Rehab Hero's Banded Shoulder External Rotation entry, OrthoInfo/AAOS's Rotator Cuff and Shoulder Conditioning Program, and a PMC-indexed RCT on neuromuscular exercise for pain and active ROM in idiopathic frozen shoulder — banded strengthening across multiple directions, including both internal and external rotation, is evidence-based across all stages of adhesive capsulitis, including post-op.</w:t>
+        <w:t xml:space="preserve">Raise (Block A): the RAMP warm-up framework (Raise-Activate-Mobilize-Potentiate) is a well-established, evidence-based structure — recent 2025 RCTs in soccer and police-academy populations confirm RAMP outperforms traditional static-stretch warm-ups for readiness, with no evidence a longer warm-up performs better than a well-structured 5–10 minute one. Only Raise and Activate/Mobilize apply here; RAMP's explosive/max-effort Potentiate phase is deliberately excluded — this is a corrective home warm-up before strength training, not sprint/jump prep. 90/90 Hip Switch w/ Extension: Rehab Hero's 90/90 Hip Switch exercise library entry and the Institute of Motion's Seated 90/90 Hip Switches w/ Hip Extension — the extension phase links hip rotational mobility directly to glute/posterior-chain activation, supporting squat, lunge, and deadlift mechanics. Banded Lateral Walk and Glute Bridge (Block B) are not new research additions — both are already-established movements from Johnna's own main training plan's Day 1 and Day 3 warm-ups, reused here for consistency rather than introducing anything unfamiliar. Banded Dorsiflexion Pull: Bodybuilding Wizard's Resistance Band Tibialis Raise protocol and the Foot &amp; Ankle Institute's Home Training Program for Tibialis Anterior Tendinitis — standard rehab/prevention dosing of 3×20–25 reps, progressing band resistance over time, builds ankle-dorsiflexion control and reduces shin-splint risk. Band Internal/External Rotation and Scapular Wall Slide: Rehab Hero's Banded Shoulder External Rotation entry, OrthoInfo/AAOS's Rotator Cuff and Shoulder Conditioning Program — which pairs rotational strengthening with scapular stabilization work, the basis for adding Scapular Wall Slide here — and a PMC-indexed RCT on neuromuscular exercise for pain and active ROM in idiopathic frozen shoulder. Banded strengthening across multiple directions, including both internal and external rotation, is evidence-based across all stages of adhesive capsulitis, including post-op.</w:t>
       </w:r>
     </w:p>
     <w:p>
@@ -1658,7 +4030,7 @@
               <w:sz w:val="13"/>
               <w:szCs w:val="13"/>
             </w:rPr>
-            <w:t xml:space="preserve">ICONS INDEX  |  JOHNNA MACARTHUR  |  Hip Activation · Tibialis Strength · Shoulder Care — Self-Guided</w:t>
+            <w:t xml:space="preserve">ICONS INDEX  |  JOHNNA MACARTHUR  |  Raise · Hip Activation · Tibialis Strength · Shoulder Care — Self-Guided</w:t>
           </w:r>
         </w:p>
       </w:tc>
